--- a/docs/mircea_meche_disertatie_martie.docx
+++ b/docs/mircea_meche_disertatie_martie.docx
@@ -5556,16 +5556,7 @@
         <w:jc w:val="both"/>
       </w:pPr>
       <w:r>
-        <w:t>Sistem</w:t>
-      </w:r>
-      <w:r>
-        <w:t>ul</w:t>
-      </w:r>
-      <w:r>
-        <w:t xml:space="preserve"> de Navigație Globală prin Satelit</w:t>
-      </w:r>
-      <w:r>
-        <w:t xml:space="preserve"> </w:t>
+        <w:t xml:space="preserve">Sistemul de Navigație Globală prin Satelit </w:t>
       </w:r>
       <w:r>
         <w:t xml:space="preserve">(GNSS) a devenit un sistem vital pentru omenire, asigurand servicii de navigatie de acuratete mare atat pentru utilizatori individuali, cat si pentru utilizatori comerciali, companii de transport de bunuri, utilizatori militari si multi altii. GNSS reprezinta un termen general care inglobeaza mai multe </w:t>
@@ -5822,19 +5813,7 @@
         <w:jc w:val="center"/>
       </w:pPr>
       <w:r>
-        <w:t>Figura 1.</w:t>
-      </w:r>
-      <w:r>
-        <w:t>2 Perspectiva geometrica asupra poziționării bidimensionale</w:t>
-      </w:r>
-      <w:r>
-        <w:t xml:space="preserve"> [</w:t>
-      </w:r>
-      <w:r>
-        <w:t>3</w:t>
-      </w:r>
-      <w:r>
-        <w:t>]</w:t>
+        <w:t>Figura 1.2 Perspectiva geometrica asupra poziționării bidimensionale [3]</w:t>
       </w:r>
     </w:p>
     <w:p>
@@ -5885,16 +5864,7 @@
         <w:t>In practica, sistemul este supradeterminat, fiind utilizati mai mult de 4 sateliti la orice moment de timp, garantand astfel acuratete mult mai mare pentru utilizatori.</w:t>
       </w:r>
       <w:r>
-        <w:t xml:space="preserve"> </w:t>
-      </w:r>
-      <w:r>
-        <w:t>Ambiguitate</w:t>
-      </w:r>
-      <w:r>
-        <w:t>a</w:t>
-      </w:r>
-      <w:r>
-        <w:t xml:space="preserve"> de timp este motivul pentru care distanta pe care receptorul o calculeaza nu este distanta geometrica, reala, dintre sine si satelit, si pseudo-distanta (lb. en.; </w:t>
+        <w:t xml:space="preserve"> Ambiguitatea de timp este motivul pentru care distanta pe care receptorul o calculeaza nu este distanta geometrica, reala, dintre sine si satelit, si pseudo-distanta (lb. en.; </w:t>
       </w:r>
       <w:r>
         <w:rPr>
@@ -7518,21 +7488,279 @@
         <w:autoSpaceDE w:val="0"/>
         <w:autoSpaceDN w:val="0"/>
         <w:adjustRightInd w:val="0"/>
-        <w:rPr>
-          <w:szCs w:val="24"/>
-        </w:rPr>
-      </w:pPr>
-      <w:r>
-        <w:rPr>
-          <w:szCs w:val="24"/>
-        </w:rPr>
-        <w:t xml:space="preserve">TODO – pentru etapa 15 </w:t>
-      </w:r>
-      <w:r>
-        <w:rPr>
-          <w:szCs w:val="24"/>
-        </w:rPr>
-        <w:t>aprilie</w:t>
+        <w:jc w:val="both"/>
+        <w:rPr>
+          <w:szCs w:val="24"/>
+        </w:rPr>
+      </w:pPr>
+      <w:r>
+        <w:rPr>
+          <w:szCs w:val="24"/>
+        </w:rPr>
+        <w:tab/>
+      </w:r>
+      <w:r>
+        <w:rPr>
+          <w:szCs w:val="24"/>
+        </w:rPr>
+        <w:t>Arhitectura propusa in aceasta lucrare este o retea convolutionala de mici dimensiuni care se bazeaza pe principiile folosite in creearea retelei MobileNetV2, dar simplificata. Reateaua este compusa din patru blocuri distincte: primul bloc secvential (format dintr-un strat de convolutie, un strat de normalizare, functie de activare liniara rectificata pe unitate,</w:t>
+      </w:r>
+      <w:r>
+        <w:rPr>
+          <w:szCs w:val="24"/>
+        </w:rPr>
+        <w:t xml:space="preserve"> un</w:t>
+      </w:r>
+      <w:r>
+        <w:rPr>
+          <w:szCs w:val="24"/>
+        </w:rPr>
+        <w:t xml:space="preserve"> strat de punere la comun si gasirea maximului) apoi 3 blocuri secventiale</w:t>
+      </w:r>
+      <w:r>
+        <w:rPr>
+          <w:szCs w:val="24"/>
+        </w:rPr>
+        <w:t xml:space="preserve"> (un strat de separare pe adancime, </w:t>
+      </w:r>
+      <w:r>
+        <w:rPr>
+          <w:szCs w:val="24"/>
+        </w:rPr>
+        <w:t>un strat de normalizare, functie de activare liniara rectificata pe unitate, un strat de punere la comun si gasirea maximului</w:t>
+      </w:r>
+      <w:r>
+        <w:rPr>
+          <w:szCs w:val="24"/>
+        </w:rPr>
+        <w:t xml:space="preserve">), iar la final se face o mediere pe datele extrase, se aplica regula de </w:t>
+      </w:r>
+      <w:r>
+        <w:rPr>
+          <w:i/>
+          <w:iCs/>
+          <w:szCs w:val="24"/>
+        </w:rPr>
+        <w:t>dropout</w:t>
+      </w:r>
+      <w:r>
+        <w:rPr>
+          <w:szCs w:val="24"/>
+        </w:rPr>
+        <w:t xml:space="preserve"> pentru a putea elimina datele de iesire ale neuronilor in mod aleator pentru a evita supra-invatarea, si in final un start de clasificare liniara</w:t>
+      </w:r>
+      <w:r>
+        <w:rPr>
+          <w:szCs w:val="24"/>
+        </w:rPr>
+        <w:t xml:space="preserve"> [22]</w:t>
+      </w:r>
+      <w:r>
+        <w:rPr>
+          <w:szCs w:val="24"/>
+        </w:rPr>
+        <w:t xml:space="preserve">. </w:t>
+      </w:r>
+    </w:p>
+    <w:p>
+      <w:pPr>
+        <w:widowControl w:val="0"/>
+        <w:tabs>
+          <w:tab w:val="left" w:pos="567"/>
+        </w:tabs>
+        <w:autoSpaceDE w:val="0"/>
+        <w:autoSpaceDN w:val="0"/>
+        <w:adjustRightInd w:val="0"/>
+        <w:jc w:val="both"/>
+        <w:rPr>
+          <w:szCs w:val="24"/>
+        </w:rPr>
+      </w:pPr>
+      <w:r>
+        <w:rPr>
+          <w:szCs w:val="24"/>
+        </w:rPr>
+        <w:tab/>
+      </w:r>
+      <w:r>
+        <w:rPr>
+          <w:szCs w:val="24"/>
+        </w:rPr>
+        <w:t xml:space="preserve">Ulterior, odata vizualizate rezultatele intiale, </w:t>
+      </w:r>
+      <w:r>
+        <w:rPr>
+          <w:szCs w:val="24"/>
+        </w:rPr>
+        <w:t>pentru a imbunatatii datele de acuratete privind interferentele falsificate</w:t>
+      </w:r>
+      <w:r>
+        <w:rPr>
+          <w:szCs w:val="24"/>
+        </w:rPr>
+        <w:t>, asemeni testelor efectuate in [21]</w:t>
+      </w:r>
+      <w:r>
+        <w:rPr>
+          <w:szCs w:val="24"/>
+        </w:rPr>
+        <w:t>, a fost introdus o retea convolutionala de mici dimensiuni care sa fie folosita pentru extractia unor trasaturi ale semnalului analizat, acesea fiind:</w:t>
+      </w:r>
+    </w:p>
+    <w:p>
+      <w:pPr>
+        <w:pStyle w:val="ListParagraph"/>
+        <w:widowControl w:val="0"/>
+        <w:numPr>
+          <w:ilvl w:val="0"/>
+          <w:numId w:val="34"/>
+        </w:numPr>
+        <w:tabs>
+          <w:tab w:val="left" w:pos="567"/>
+        </w:tabs>
+        <w:autoSpaceDE w:val="0"/>
+        <w:autoSpaceDN w:val="0"/>
+        <w:adjustRightInd w:val="0"/>
+      </w:pPr>
+      <w:r>
+        <w:t>Puterea medie</w:t>
+      </w:r>
+    </w:p>
+    <w:p>
+      <w:pPr>
+        <w:pStyle w:val="ListParagraph"/>
+        <w:widowControl w:val="0"/>
+        <w:numPr>
+          <w:ilvl w:val="0"/>
+          <w:numId w:val="34"/>
+        </w:numPr>
+        <w:tabs>
+          <w:tab w:val="left" w:pos="567"/>
+        </w:tabs>
+        <w:autoSpaceDE w:val="0"/>
+        <w:autoSpaceDN w:val="0"/>
+        <w:adjustRightInd w:val="0"/>
+      </w:pPr>
+      <w:r>
+        <w:t>Raportul dintre puterea maxima si puterea medie</w:t>
+      </w:r>
+    </w:p>
+    <w:p>
+      <w:pPr>
+        <w:pStyle w:val="ListParagraph"/>
+        <w:widowControl w:val="0"/>
+        <w:numPr>
+          <w:ilvl w:val="0"/>
+          <w:numId w:val="34"/>
+        </w:numPr>
+        <w:tabs>
+          <w:tab w:val="left" w:pos="567"/>
+        </w:tabs>
+        <w:autoSpaceDE w:val="0"/>
+        <w:autoSpaceDN w:val="0"/>
+        <w:adjustRightInd w:val="0"/>
+      </w:pPr>
+      <w:r>
+        <w:t xml:space="preserve">Curtoza spectrala (lb. en.; </w:t>
+      </w:r>
+      <w:r>
+        <w:rPr>
+          <w:i/>
+          <w:iCs/>
+        </w:rPr>
+        <w:t>kurtosis</w:t>
+      </w:r>
+      <w:r>
+        <w:t>)</w:t>
+      </w:r>
+    </w:p>
+    <w:p>
+      <w:pPr>
+        <w:pStyle w:val="ListParagraph"/>
+        <w:widowControl w:val="0"/>
+        <w:numPr>
+          <w:ilvl w:val="0"/>
+          <w:numId w:val="34"/>
+        </w:numPr>
+        <w:tabs>
+          <w:tab w:val="left" w:pos="567"/>
+        </w:tabs>
+        <w:autoSpaceDE w:val="0"/>
+        <w:autoSpaceDN w:val="0"/>
+        <w:adjustRightInd w:val="0"/>
+      </w:pPr>
+      <w:r>
+        <w:t xml:space="preserve">Asimetria sectrala </w:t>
+      </w:r>
+      <w:r>
+        <w:t xml:space="preserve">(lb. en.; </w:t>
+      </w:r>
+      <w:r>
+        <w:rPr>
+          <w:i/>
+          <w:iCs/>
+        </w:rPr>
+        <w:t>skewness</w:t>
+      </w:r>
+      <w:r>
+        <w:t>)</w:t>
+      </w:r>
+    </w:p>
+    <w:p>
+      <w:pPr>
+        <w:pStyle w:val="ListParagraph"/>
+        <w:widowControl w:val="0"/>
+        <w:numPr>
+          <w:ilvl w:val="0"/>
+          <w:numId w:val="34"/>
+        </w:numPr>
+        <w:tabs>
+          <w:tab w:val="left" w:pos="567"/>
+        </w:tabs>
+        <w:autoSpaceDE w:val="0"/>
+        <w:autoSpaceDN w:val="0"/>
+        <w:adjustRightInd w:val="0"/>
+      </w:pPr>
+      <w:r>
+        <w:t>Media aritmetica a densitatii spectrale de putere</w:t>
+      </w:r>
+    </w:p>
+    <w:p>
+      <w:pPr>
+        <w:pStyle w:val="ListParagraph"/>
+        <w:widowControl w:val="0"/>
+        <w:numPr>
+          <w:ilvl w:val="0"/>
+          <w:numId w:val="34"/>
+        </w:numPr>
+        <w:tabs>
+          <w:tab w:val="left" w:pos="567"/>
+        </w:tabs>
+        <w:autoSpaceDE w:val="0"/>
+        <w:autoSpaceDN w:val="0"/>
+        <w:adjustRightInd w:val="0"/>
+      </w:pPr>
+      <w:r>
+        <w:t>Entropia spectrala</w:t>
+      </w:r>
+    </w:p>
+    <w:p>
+      <w:pPr>
+        <w:pStyle w:val="ListParagraph"/>
+        <w:widowControl w:val="0"/>
+        <w:numPr>
+          <w:ilvl w:val="0"/>
+          <w:numId w:val="34"/>
+        </w:numPr>
+        <w:tabs>
+          <w:tab w:val="left" w:pos="567"/>
+        </w:tabs>
+        <w:autoSpaceDE w:val="0"/>
+        <w:autoSpaceDN w:val="0"/>
+        <w:adjustRightInd w:val="0"/>
+      </w:pPr>
+      <w:r>
+        <w:t>Functia de autocorelatie</w:t>
       </w:r>
     </w:p>
     <w:p>
@@ -7719,6 +7947,7 @@
           <w:sz w:val="32"/>
           <w:szCs w:val="32"/>
         </w:rPr>
+        <w:lastRenderedPageBreak/>
         <w:t>Arhitectura lanțului de recepție și testare</w:t>
       </w:r>
       <w:r>
@@ -7764,13 +7993,7 @@
         <w:rPr>
           <w:szCs w:val="24"/>
         </w:rPr>
-        <w:t xml:space="preserve">TODO – pentru etapa 15 </w:t>
-      </w:r>
-      <w:r>
-        <w:rPr>
-          <w:szCs w:val="24"/>
-        </w:rPr>
-        <w:t>mai</w:t>
+        <w:t>TODO – pentru etapa 15 mai</w:t>
       </w:r>
     </w:p>
     <w:p>
@@ -8064,29 +8287,34 @@
         <w:autoSpaceDE w:val="0"/>
         <w:autoSpaceDN w:val="0"/>
         <w:adjustRightInd w:val="0"/>
-        <w:rPr>
-          <w:b/>
-          <w:bCs/>
-          <w:szCs w:val="24"/>
-        </w:rPr>
-      </w:pPr>
-      <w:r>
-        <w:rPr>
-          <w:szCs w:val="24"/>
-        </w:rPr>
-        <w:t>TODO – pentru etapa 1</w:t>
-      </w:r>
-      <w:r>
-        <w:rPr>
-          <w:szCs w:val="24"/>
-        </w:rPr>
-        <w:t xml:space="preserve">5 </w:t>
-      </w:r>
-      <w:r>
-        <w:rPr>
-          <w:szCs w:val="24"/>
-        </w:rPr>
-        <w:t>aprilie</w:t>
+        <w:jc w:val="both"/>
+        <w:rPr>
+          <w:szCs w:val="24"/>
+        </w:rPr>
+      </w:pPr>
+      <w:r>
+        <w:rPr>
+          <w:szCs w:val="24"/>
+        </w:rPr>
+        <w:tab/>
+      </w:r>
+      <w:r>
+        <w:rPr>
+          <w:szCs w:val="24"/>
+        </w:rPr>
+        <w:t xml:space="preserve">Seturile de date </w:t>
+      </w:r>
+      <w:r>
+        <w:rPr>
+          <w:szCs w:val="24"/>
+        </w:rPr>
+        <w:t xml:space="preserve">OAKBAT [13, 14] si Swinney [17, 18] </w:t>
+      </w:r>
+      <w:r>
+        <w:rPr>
+          <w:szCs w:val="24"/>
+        </w:rPr>
+        <w:t xml:space="preserve">au fost procesate ca date IQ brute, de tip binar. Datorita dimensiunilor foarte mari ale fisierelor din seturile de date, fiecare fisier IQ a fost impartit in segmente cu un procentaj de suprapunere intre ele. </w:t>
       </w:r>
     </w:p>
     <w:p>
@@ -8098,13 +8326,638 @@
         <w:autoSpaceDE w:val="0"/>
         <w:autoSpaceDN w:val="0"/>
         <w:adjustRightInd w:val="0"/>
-        <w:rPr>
-          <w:b/>
-          <w:bCs/>
-          <w:szCs w:val="24"/>
-        </w:rPr>
-      </w:pPr>
-    </w:p>
+        <w:jc w:val="both"/>
+        <w:rPr>
+          <w:szCs w:val="24"/>
+        </w:rPr>
+      </w:pPr>
+    </w:p>
+    <w:tbl>
+      <w:tblPr>
+        <w:tblStyle w:val="TableGrid"/>
+        <w:tblW w:w="0" w:type="auto"/>
+        <w:tblLook w:val="04A0" w:firstRow="1" w:lastRow="0" w:firstColumn="1" w:lastColumn="0" w:noHBand="0" w:noVBand="1"/>
+      </w:tblPr>
+      <w:tblGrid>
+        <w:gridCol w:w="4530"/>
+        <w:gridCol w:w="4531"/>
+      </w:tblGrid>
+      <w:tr>
+        <w:tc>
+          <w:tcPr>
+            <w:tcW w:w="4530" w:type="dxa"/>
+            <w:vMerge w:val="restart"/>
+            <w:vAlign w:val="center"/>
+          </w:tcPr>
+          <w:p>
+            <w:pPr>
+              <w:widowControl w:val="0"/>
+              <w:tabs>
+                <w:tab w:val="left" w:pos="567"/>
+              </w:tabs>
+              <w:autoSpaceDE w:val="0"/>
+              <w:autoSpaceDN w:val="0"/>
+              <w:adjustRightInd w:val="0"/>
+              <w:jc w:val="center"/>
+              <w:rPr>
+                <w:szCs w:val="24"/>
+              </w:rPr>
+            </w:pPr>
+            <w:r>
+              <w:rPr>
+                <w:szCs w:val="24"/>
+              </w:rPr>
+              <w:t xml:space="preserve">Bruiere (lb. en.; </w:t>
+            </w:r>
+            <w:r>
+              <w:rPr>
+                <w:i/>
+                <w:iCs/>
+                <w:szCs w:val="24"/>
+              </w:rPr>
+              <w:t>jamming</w:t>
+            </w:r>
+            <w:r>
+              <w:rPr>
+                <w:szCs w:val="24"/>
+              </w:rPr>
+              <w:t>)</w:t>
+            </w:r>
+          </w:p>
+        </w:tc>
+        <w:tc>
+          <w:tcPr>
+            <w:tcW w:w="4531" w:type="dxa"/>
+          </w:tcPr>
+          <w:p>
+            <w:pPr>
+              <w:widowControl w:val="0"/>
+              <w:tabs>
+                <w:tab w:val="left" w:pos="567"/>
+              </w:tabs>
+              <w:autoSpaceDE w:val="0"/>
+              <w:autoSpaceDN w:val="0"/>
+              <w:adjustRightInd w:val="0"/>
+              <w:jc w:val="both"/>
+              <w:rPr>
+                <w:szCs w:val="24"/>
+                <w:lang w:val="en-US"/>
+              </w:rPr>
+            </w:pPr>
+            <w:r>
+              <w:rPr>
+                <w:szCs w:val="24"/>
+                <w:lang w:val="en-US"/>
+              </w:rPr>
+              <w:t>clean</w:t>
+            </w:r>
+          </w:p>
+        </w:tc>
+      </w:tr>
+      <w:tr>
+        <w:tc>
+          <w:tcPr>
+            <w:tcW w:w="4530" w:type="dxa"/>
+            <w:vMerge/>
+          </w:tcPr>
+          <w:p>
+            <w:pPr>
+              <w:widowControl w:val="0"/>
+              <w:tabs>
+                <w:tab w:val="left" w:pos="567"/>
+              </w:tabs>
+              <w:autoSpaceDE w:val="0"/>
+              <w:autoSpaceDN w:val="0"/>
+              <w:adjustRightInd w:val="0"/>
+              <w:jc w:val="both"/>
+              <w:rPr>
+                <w:szCs w:val="24"/>
+              </w:rPr>
+            </w:pPr>
+          </w:p>
+        </w:tc>
+        <w:tc>
+          <w:tcPr>
+            <w:tcW w:w="4531" w:type="dxa"/>
+          </w:tcPr>
+          <w:p>
+            <w:pPr>
+              <w:widowControl w:val="0"/>
+              <w:tabs>
+                <w:tab w:val="left" w:pos="567"/>
+              </w:tabs>
+              <w:autoSpaceDE w:val="0"/>
+              <w:autoSpaceDN w:val="0"/>
+              <w:adjustRightInd w:val="0"/>
+              <w:jc w:val="both"/>
+              <w:rPr>
+                <w:szCs w:val="24"/>
+                <w:lang w:val="en-US"/>
+              </w:rPr>
+            </w:pPr>
+            <w:r>
+              <w:rPr>
+                <w:szCs w:val="24"/>
+                <w:lang w:val="en-US"/>
+              </w:rPr>
+              <w:t>jam_am</w:t>
+            </w:r>
+          </w:p>
+        </w:tc>
+      </w:tr>
+      <w:tr>
+        <w:tc>
+          <w:tcPr>
+            <w:tcW w:w="4530" w:type="dxa"/>
+            <w:vMerge/>
+          </w:tcPr>
+          <w:p>
+            <w:pPr>
+              <w:widowControl w:val="0"/>
+              <w:tabs>
+                <w:tab w:val="left" w:pos="567"/>
+              </w:tabs>
+              <w:autoSpaceDE w:val="0"/>
+              <w:autoSpaceDN w:val="0"/>
+              <w:adjustRightInd w:val="0"/>
+              <w:jc w:val="both"/>
+              <w:rPr>
+                <w:szCs w:val="24"/>
+              </w:rPr>
+            </w:pPr>
+          </w:p>
+        </w:tc>
+        <w:tc>
+          <w:tcPr>
+            <w:tcW w:w="4531" w:type="dxa"/>
+          </w:tcPr>
+          <w:p>
+            <w:pPr>
+              <w:widowControl w:val="0"/>
+              <w:tabs>
+                <w:tab w:val="left" w:pos="567"/>
+              </w:tabs>
+              <w:autoSpaceDE w:val="0"/>
+              <w:autoSpaceDN w:val="0"/>
+              <w:adjustRightInd w:val="0"/>
+              <w:jc w:val="both"/>
+              <w:rPr>
+                <w:szCs w:val="24"/>
+              </w:rPr>
+            </w:pPr>
+            <w:r>
+              <w:rPr>
+                <w:szCs w:val="24"/>
+              </w:rPr>
+              <w:t>jam_chirp</w:t>
+            </w:r>
+          </w:p>
+        </w:tc>
+      </w:tr>
+      <w:tr>
+        <w:tc>
+          <w:tcPr>
+            <w:tcW w:w="4530" w:type="dxa"/>
+            <w:vMerge/>
+          </w:tcPr>
+          <w:p>
+            <w:pPr>
+              <w:widowControl w:val="0"/>
+              <w:tabs>
+                <w:tab w:val="left" w:pos="567"/>
+              </w:tabs>
+              <w:autoSpaceDE w:val="0"/>
+              <w:autoSpaceDN w:val="0"/>
+              <w:adjustRightInd w:val="0"/>
+              <w:jc w:val="both"/>
+              <w:rPr>
+                <w:szCs w:val="24"/>
+              </w:rPr>
+            </w:pPr>
+          </w:p>
+        </w:tc>
+        <w:tc>
+          <w:tcPr>
+            <w:tcW w:w="4531" w:type="dxa"/>
+          </w:tcPr>
+          <w:p>
+            <w:pPr>
+              <w:widowControl w:val="0"/>
+              <w:tabs>
+                <w:tab w:val="left" w:pos="567"/>
+              </w:tabs>
+              <w:autoSpaceDE w:val="0"/>
+              <w:autoSpaceDN w:val="0"/>
+              <w:adjustRightInd w:val="0"/>
+              <w:jc w:val="both"/>
+              <w:rPr>
+                <w:szCs w:val="24"/>
+              </w:rPr>
+            </w:pPr>
+            <w:r>
+              <w:rPr>
+                <w:szCs w:val="24"/>
+              </w:rPr>
+              <w:t>jam_fm</w:t>
+            </w:r>
+          </w:p>
+        </w:tc>
+      </w:tr>
+      <w:tr>
+        <w:tc>
+          <w:tcPr>
+            <w:tcW w:w="4530" w:type="dxa"/>
+            <w:vMerge/>
+          </w:tcPr>
+          <w:p>
+            <w:pPr>
+              <w:widowControl w:val="0"/>
+              <w:tabs>
+                <w:tab w:val="left" w:pos="567"/>
+              </w:tabs>
+              <w:autoSpaceDE w:val="0"/>
+              <w:autoSpaceDN w:val="0"/>
+              <w:adjustRightInd w:val="0"/>
+              <w:jc w:val="both"/>
+              <w:rPr>
+                <w:szCs w:val="24"/>
+              </w:rPr>
+            </w:pPr>
+          </w:p>
+        </w:tc>
+        <w:tc>
+          <w:tcPr>
+            <w:tcW w:w="4531" w:type="dxa"/>
+          </w:tcPr>
+          <w:p>
+            <w:pPr>
+              <w:widowControl w:val="0"/>
+              <w:tabs>
+                <w:tab w:val="left" w:pos="567"/>
+              </w:tabs>
+              <w:autoSpaceDE w:val="0"/>
+              <w:autoSpaceDN w:val="0"/>
+              <w:adjustRightInd w:val="0"/>
+              <w:jc w:val="both"/>
+              <w:rPr>
+                <w:szCs w:val="24"/>
+              </w:rPr>
+            </w:pPr>
+            <w:r>
+              <w:rPr>
+                <w:szCs w:val="24"/>
+              </w:rPr>
+              <w:t>jam_dme</w:t>
+            </w:r>
+          </w:p>
+        </w:tc>
+      </w:tr>
+      <w:tr>
+        <w:tc>
+          <w:tcPr>
+            <w:tcW w:w="4530" w:type="dxa"/>
+            <w:vMerge/>
+          </w:tcPr>
+          <w:p>
+            <w:pPr>
+              <w:widowControl w:val="0"/>
+              <w:tabs>
+                <w:tab w:val="left" w:pos="567"/>
+              </w:tabs>
+              <w:autoSpaceDE w:val="0"/>
+              <w:autoSpaceDN w:val="0"/>
+              <w:adjustRightInd w:val="0"/>
+              <w:jc w:val="both"/>
+              <w:rPr>
+                <w:szCs w:val="24"/>
+              </w:rPr>
+            </w:pPr>
+          </w:p>
+        </w:tc>
+        <w:tc>
+          <w:tcPr>
+            <w:tcW w:w="4531" w:type="dxa"/>
+          </w:tcPr>
+          <w:p>
+            <w:pPr>
+              <w:widowControl w:val="0"/>
+              <w:tabs>
+                <w:tab w:val="left" w:pos="567"/>
+              </w:tabs>
+              <w:autoSpaceDE w:val="0"/>
+              <w:autoSpaceDN w:val="0"/>
+              <w:adjustRightInd w:val="0"/>
+              <w:jc w:val="both"/>
+              <w:rPr>
+                <w:szCs w:val="24"/>
+              </w:rPr>
+            </w:pPr>
+            <w:r>
+              <w:rPr>
+                <w:szCs w:val="24"/>
+              </w:rPr>
+              <w:t>jam_narrowband</w:t>
+            </w:r>
+          </w:p>
+        </w:tc>
+      </w:tr>
+      <w:tr>
+        <w:tc>
+          <w:tcPr>
+            <w:tcW w:w="4530" w:type="dxa"/>
+            <w:vMerge w:val="restart"/>
+            <w:vAlign w:val="center"/>
+          </w:tcPr>
+          <w:p>
+            <w:pPr>
+              <w:widowControl w:val="0"/>
+              <w:tabs>
+                <w:tab w:val="left" w:pos="567"/>
+              </w:tabs>
+              <w:autoSpaceDE w:val="0"/>
+              <w:autoSpaceDN w:val="0"/>
+              <w:adjustRightInd w:val="0"/>
+              <w:jc w:val="center"/>
+              <w:rPr>
+                <w:szCs w:val="24"/>
+              </w:rPr>
+            </w:pPr>
+            <w:r>
+              <w:rPr>
+                <w:szCs w:val="24"/>
+              </w:rPr>
+              <w:t xml:space="preserve">Falsificare </w:t>
+            </w:r>
+            <w:r>
+              <w:rPr>
+                <w:szCs w:val="24"/>
+              </w:rPr>
+              <w:t xml:space="preserve">(lb. en.; </w:t>
+            </w:r>
+            <w:r>
+              <w:rPr>
+                <w:i/>
+                <w:iCs/>
+                <w:szCs w:val="24"/>
+              </w:rPr>
+              <w:t>spoofing</w:t>
+            </w:r>
+            <w:r>
+              <w:rPr>
+                <w:szCs w:val="24"/>
+              </w:rPr>
+              <w:t>)</w:t>
+            </w:r>
+          </w:p>
+        </w:tc>
+        <w:tc>
+          <w:tcPr>
+            <w:tcW w:w="4531" w:type="dxa"/>
+          </w:tcPr>
+          <w:p>
+            <w:pPr>
+              <w:widowControl w:val="0"/>
+              <w:tabs>
+                <w:tab w:val="left" w:pos="567"/>
+              </w:tabs>
+              <w:autoSpaceDE w:val="0"/>
+              <w:autoSpaceDN w:val="0"/>
+              <w:adjustRightInd w:val="0"/>
+              <w:jc w:val="both"/>
+              <w:rPr>
+                <w:szCs w:val="24"/>
+                <w:lang w:val="en-US"/>
+              </w:rPr>
+            </w:pPr>
+            <w:r>
+              <w:rPr>
+                <w:szCs w:val="24"/>
+                <w:lang w:val="en-US"/>
+              </w:rPr>
+              <w:t>spoof_overpowered_instant</w:t>
+            </w:r>
+          </w:p>
+        </w:tc>
+      </w:tr>
+      <w:tr>
+        <w:tc>
+          <w:tcPr>
+            <w:tcW w:w="4530" w:type="dxa"/>
+            <w:vMerge/>
+          </w:tcPr>
+          <w:p>
+            <w:pPr>
+              <w:widowControl w:val="0"/>
+              <w:tabs>
+                <w:tab w:val="left" w:pos="567"/>
+              </w:tabs>
+              <w:autoSpaceDE w:val="0"/>
+              <w:autoSpaceDN w:val="0"/>
+              <w:adjustRightInd w:val="0"/>
+              <w:jc w:val="both"/>
+              <w:rPr>
+                <w:szCs w:val="24"/>
+              </w:rPr>
+            </w:pPr>
+          </w:p>
+        </w:tc>
+        <w:tc>
+          <w:tcPr>
+            <w:tcW w:w="4531" w:type="dxa"/>
+          </w:tcPr>
+          <w:p>
+            <w:pPr>
+              <w:widowControl w:val="0"/>
+              <w:tabs>
+                <w:tab w:val="left" w:pos="567"/>
+              </w:tabs>
+              <w:autoSpaceDE w:val="0"/>
+              <w:autoSpaceDN w:val="0"/>
+              <w:adjustRightInd w:val="0"/>
+              <w:jc w:val="both"/>
+              <w:rPr>
+                <w:szCs w:val="24"/>
+                <w:lang w:val="en-US"/>
+              </w:rPr>
+            </w:pPr>
+            <w:r>
+              <w:rPr>
+                <w:szCs w:val="24"/>
+                <w:lang w:val="en-US"/>
+              </w:rPr>
+              <w:t>spoof_overpowered_gradual</w:t>
+            </w:r>
+          </w:p>
+        </w:tc>
+      </w:tr>
+      <w:tr>
+        <w:tc>
+          <w:tcPr>
+            <w:tcW w:w="4530" w:type="dxa"/>
+            <w:vMerge/>
+          </w:tcPr>
+          <w:p>
+            <w:pPr>
+              <w:widowControl w:val="0"/>
+              <w:tabs>
+                <w:tab w:val="left" w:pos="567"/>
+              </w:tabs>
+              <w:autoSpaceDE w:val="0"/>
+              <w:autoSpaceDN w:val="0"/>
+              <w:adjustRightInd w:val="0"/>
+              <w:jc w:val="both"/>
+              <w:rPr>
+                <w:szCs w:val="24"/>
+              </w:rPr>
+            </w:pPr>
+          </w:p>
+        </w:tc>
+        <w:tc>
+          <w:tcPr>
+            <w:tcW w:w="4531" w:type="dxa"/>
+          </w:tcPr>
+          <w:p>
+            <w:pPr>
+              <w:widowControl w:val="0"/>
+              <w:tabs>
+                <w:tab w:val="left" w:pos="567"/>
+              </w:tabs>
+              <w:autoSpaceDE w:val="0"/>
+              <w:autoSpaceDN w:val="0"/>
+              <w:adjustRightInd w:val="0"/>
+              <w:jc w:val="both"/>
+              <w:rPr>
+                <w:szCs w:val="24"/>
+                <w:lang w:val="en-US"/>
+              </w:rPr>
+            </w:pPr>
+            <w:r>
+              <w:rPr>
+                <w:szCs w:val="24"/>
+                <w:lang w:val="en-US"/>
+              </w:rPr>
+              <w:t>spoof_matched_time</w:t>
+            </w:r>
+          </w:p>
+        </w:tc>
+      </w:tr>
+      <w:tr>
+        <w:tc>
+          <w:tcPr>
+            <w:tcW w:w="4530" w:type="dxa"/>
+            <w:vMerge/>
+          </w:tcPr>
+          <w:p>
+            <w:pPr>
+              <w:widowControl w:val="0"/>
+              <w:tabs>
+                <w:tab w:val="left" w:pos="567"/>
+              </w:tabs>
+              <w:autoSpaceDE w:val="0"/>
+              <w:autoSpaceDN w:val="0"/>
+              <w:adjustRightInd w:val="0"/>
+              <w:jc w:val="both"/>
+              <w:rPr>
+                <w:szCs w:val="24"/>
+              </w:rPr>
+            </w:pPr>
+          </w:p>
+        </w:tc>
+        <w:tc>
+          <w:tcPr>
+            <w:tcW w:w="4531" w:type="dxa"/>
+          </w:tcPr>
+          <w:p>
+            <w:pPr>
+              <w:widowControl w:val="0"/>
+              <w:tabs>
+                <w:tab w:val="left" w:pos="567"/>
+              </w:tabs>
+              <w:autoSpaceDE w:val="0"/>
+              <w:autoSpaceDN w:val="0"/>
+              <w:adjustRightInd w:val="0"/>
+              <w:jc w:val="both"/>
+              <w:rPr>
+                <w:szCs w:val="24"/>
+                <w:lang w:val="en-US"/>
+              </w:rPr>
+            </w:pPr>
+            <w:r>
+              <w:rPr>
+                <w:szCs w:val="24"/>
+                <w:lang w:val="en-US"/>
+              </w:rPr>
+              <w:t>spoof</w:t>
+            </w:r>
+            <w:r>
+              <w:rPr>
+                <w:szCs w:val="24"/>
+                <w:lang w:val="en-US"/>
+              </w:rPr>
+              <w:t xml:space="preserve"> </w:t>
+            </w:r>
+            <w:r>
+              <w:rPr>
+                <w:szCs w:val="24"/>
+                <w:lang w:val="en-US"/>
+              </w:rPr>
+              <w:t>_dynamic</w:t>
+            </w:r>
+          </w:p>
+        </w:tc>
+      </w:tr>
+      <w:tr>
+        <w:tc>
+          <w:tcPr>
+            <w:tcW w:w="4530" w:type="dxa"/>
+            <w:vMerge/>
+          </w:tcPr>
+          <w:p>
+            <w:pPr>
+              <w:widowControl w:val="0"/>
+              <w:tabs>
+                <w:tab w:val="left" w:pos="567"/>
+              </w:tabs>
+              <w:autoSpaceDE w:val="0"/>
+              <w:autoSpaceDN w:val="0"/>
+              <w:adjustRightInd w:val="0"/>
+              <w:jc w:val="both"/>
+              <w:rPr>
+                <w:szCs w:val="24"/>
+              </w:rPr>
+            </w:pPr>
+          </w:p>
+        </w:tc>
+        <w:tc>
+          <w:tcPr>
+            <w:tcW w:w="4531" w:type="dxa"/>
+          </w:tcPr>
+          <w:p>
+            <w:pPr>
+              <w:widowControl w:val="0"/>
+              <w:tabs>
+                <w:tab w:val="left" w:pos="567"/>
+              </w:tabs>
+              <w:autoSpaceDE w:val="0"/>
+              <w:autoSpaceDN w:val="0"/>
+              <w:adjustRightInd w:val="0"/>
+              <w:jc w:val="both"/>
+              <w:rPr>
+                <w:szCs w:val="24"/>
+                <w:lang w:val="en-US"/>
+              </w:rPr>
+            </w:pPr>
+            <w:r>
+              <w:rPr>
+                <w:szCs w:val="24"/>
+                <w:lang w:val="en-US"/>
+              </w:rPr>
+              <w:t>spoof_position_push</w:t>
+            </w:r>
+          </w:p>
+        </w:tc>
+      </w:tr>
+    </w:tbl>
     <w:p>
       <w:pPr>
         <w:widowControl w:val="0"/>
@@ -8114,9 +8967,1971 @@
         <w:autoSpaceDE w:val="0"/>
         <w:autoSpaceDN w:val="0"/>
         <w:adjustRightInd w:val="0"/>
-        <w:rPr>
-          <w:b/>
-          <w:bCs/>
+        <w:jc w:val="center"/>
+        <w:rPr>
+          <w:szCs w:val="24"/>
+        </w:rPr>
+      </w:pPr>
+      <w:r>
+        <w:rPr>
+          <w:szCs w:val="24"/>
+        </w:rPr>
+        <w:t>Tabel 4.1: Taxonomia claselor</w:t>
+      </w:r>
+    </w:p>
+    <w:p>
+      <w:pPr>
+        <w:widowControl w:val="0"/>
+        <w:tabs>
+          <w:tab w:val="left" w:pos="567"/>
+        </w:tabs>
+        <w:autoSpaceDE w:val="0"/>
+        <w:autoSpaceDN w:val="0"/>
+        <w:adjustRightInd w:val="0"/>
+        <w:jc w:val="both"/>
+        <w:rPr>
+          <w:szCs w:val="24"/>
+        </w:rPr>
+      </w:pPr>
+    </w:p>
+    <w:p>
+      <w:pPr>
+        <w:widowControl w:val="0"/>
+        <w:tabs>
+          <w:tab w:val="left" w:pos="567"/>
+        </w:tabs>
+        <w:autoSpaceDE w:val="0"/>
+        <w:autoSpaceDN w:val="0"/>
+        <w:adjustRightInd w:val="0"/>
+        <w:jc w:val="both"/>
+        <w:rPr>
+          <w:szCs w:val="24"/>
+        </w:rPr>
+      </w:pPr>
+      <w:r>
+        <w:rPr>
+          <w:szCs w:val="24"/>
+        </w:rPr>
+        <w:tab/>
+      </w:r>
+      <w:r>
+        <w:rPr>
+          <w:szCs w:val="24"/>
+        </w:rPr>
+        <w:t>Odata procesate seturile de date descrise in capitolul anterior, s-a efectuat testarea in doua etape, prima fiind de testare folosind retelele neurale fara modificari semnificative, fiind folosite variantele pre-antrenate ale retelelor MobileNetV2, ResNet18 si EfficientNet-B0, dupa care au fost comparate cu reteaua propusa in aceasta lucrare.</w:t>
+      </w:r>
+      <w:r>
+        <w:rPr>
+          <w:szCs w:val="24"/>
+        </w:rPr>
+        <w:t xml:space="preserve"> </w:t>
+      </w:r>
+    </w:p>
+    <w:p>
+      <w:pPr>
+        <w:widowControl w:val="0"/>
+        <w:tabs>
+          <w:tab w:val="left" w:pos="567"/>
+        </w:tabs>
+        <w:autoSpaceDE w:val="0"/>
+        <w:autoSpaceDN w:val="0"/>
+        <w:adjustRightInd w:val="0"/>
+        <w:jc w:val="both"/>
+        <w:rPr>
+          <w:szCs w:val="24"/>
+        </w:rPr>
+      </w:pPr>
+    </w:p>
+    <w:p>
+      <w:pPr>
+        <w:widowControl w:val="0"/>
+        <w:tabs>
+          <w:tab w:val="left" w:pos="567"/>
+        </w:tabs>
+        <w:autoSpaceDE w:val="0"/>
+        <w:autoSpaceDN w:val="0"/>
+        <w:adjustRightInd w:val="0"/>
+        <w:jc w:val="both"/>
+        <w:rPr>
+          <w:szCs w:val="24"/>
+        </w:rPr>
+      </w:pPr>
+    </w:p>
+    <w:p>
+      <w:pPr>
+        <w:widowControl w:val="0"/>
+        <w:tabs>
+          <w:tab w:val="left" w:pos="567"/>
+        </w:tabs>
+        <w:autoSpaceDE w:val="0"/>
+        <w:autoSpaceDN w:val="0"/>
+        <w:adjustRightInd w:val="0"/>
+        <w:jc w:val="both"/>
+        <w:rPr>
+          <w:szCs w:val="24"/>
+        </w:rPr>
+      </w:pPr>
+      <w:r>
+        <w:rPr>
+          <w:szCs w:val="24"/>
+        </w:rPr>
+        <w:t>A doua faza a constant in adaugarea in paralelel a retelei de extractie a trasaturilor spectrale pentru fiecare dintre cele patru arhitecturi inainte de a fi comparate.</w:t>
+      </w:r>
+    </w:p>
+    <w:p>
+      <w:pPr>
+        <w:widowControl w:val="0"/>
+        <w:tabs>
+          <w:tab w:val="left" w:pos="567"/>
+        </w:tabs>
+        <w:autoSpaceDE w:val="0"/>
+        <w:autoSpaceDN w:val="0"/>
+        <w:adjustRightInd w:val="0"/>
+        <w:rPr>
+          <w:b/>
+          <w:bCs/>
+          <w:szCs w:val="24"/>
+        </w:rPr>
+      </w:pPr>
+    </w:p>
+    <w:tbl>
+      <w:tblPr>
+        <w:tblStyle w:val="TableGrid"/>
+        <w:tblW w:w="0" w:type="auto"/>
+        <w:tblLook w:val="04A0" w:firstRow="1" w:lastRow="0" w:firstColumn="1" w:lastColumn="0" w:noHBand="0" w:noVBand="1"/>
+      </w:tblPr>
+      <w:tblGrid>
+        <w:gridCol w:w="1885"/>
+        <w:gridCol w:w="1170"/>
+        <w:gridCol w:w="1503"/>
+        <w:gridCol w:w="1494"/>
+        <w:gridCol w:w="1507"/>
+        <w:gridCol w:w="1502"/>
+      </w:tblGrid>
+      <w:tr>
+        <w:tc>
+          <w:tcPr>
+            <w:tcW w:w="1885" w:type="dxa"/>
+          </w:tcPr>
+          <w:p>
+            <w:pPr>
+              <w:widowControl w:val="0"/>
+              <w:tabs>
+                <w:tab w:val="left" w:pos="567"/>
+              </w:tabs>
+              <w:autoSpaceDE w:val="0"/>
+              <w:autoSpaceDN w:val="0"/>
+              <w:adjustRightInd w:val="0"/>
+              <w:rPr>
+                <w:b/>
+                <w:bCs/>
+                <w:szCs w:val="24"/>
+              </w:rPr>
+            </w:pPr>
+            <w:r>
+              <w:rPr>
+                <w:b/>
+                <w:bCs/>
+                <w:szCs w:val="24"/>
+              </w:rPr>
+              <w:t>Model</w:t>
+            </w:r>
+          </w:p>
+        </w:tc>
+        <w:tc>
+          <w:tcPr>
+            <w:tcW w:w="1170" w:type="dxa"/>
+          </w:tcPr>
+          <w:p>
+            <w:pPr>
+              <w:widowControl w:val="0"/>
+              <w:tabs>
+                <w:tab w:val="left" w:pos="567"/>
+              </w:tabs>
+              <w:autoSpaceDE w:val="0"/>
+              <w:autoSpaceDN w:val="0"/>
+              <w:adjustRightInd w:val="0"/>
+              <w:rPr>
+                <w:b/>
+                <w:bCs/>
+                <w:szCs w:val="24"/>
+              </w:rPr>
+            </w:pPr>
+            <w:r>
+              <w:rPr>
+                <w:b/>
+                <w:bCs/>
+                <w:szCs w:val="24"/>
+              </w:rPr>
+              <w:t>Param</w:t>
+            </w:r>
+            <w:r>
+              <w:rPr>
+                <w:b/>
+                <w:bCs/>
+                <w:szCs w:val="24"/>
+              </w:rPr>
+              <w:t>.</w:t>
+            </w:r>
+          </w:p>
+        </w:tc>
+        <w:tc>
+          <w:tcPr>
+            <w:tcW w:w="1503" w:type="dxa"/>
+          </w:tcPr>
+          <w:p>
+            <w:pPr>
+              <w:widowControl w:val="0"/>
+              <w:tabs>
+                <w:tab w:val="left" w:pos="567"/>
+              </w:tabs>
+              <w:autoSpaceDE w:val="0"/>
+              <w:autoSpaceDN w:val="0"/>
+              <w:adjustRightInd w:val="0"/>
+              <w:rPr>
+                <w:b/>
+                <w:bCs/>
+                <w:szCs w:val="24"/>
+              </w:rPr>
+            </w:pPr>
+            <w:r>
+              <w:rPr>
+                <w:b/>
+                <w:bCs/>
+                <w:szCs w:val="24"/>
+              </w:rPr>
+              <w:t>Ac</w:t>
+            </w:r>
+            <w:r>
+              <w:rPr>
+                <w:b/>
+                <w:bCs/>
+                <w:szCs w:val="24"/>
+              </w:rPr>
+              <w:t>uratete testare</w:t>
+            </w:r>
+          </w:p>
+        </w:tc>
+        <w:tc>
+          <w:tcPr>
+            <w:tcW w:w="1494" w:type="dxa"/>
+          </w:tcPr>
+          <w:p>
+            <w:pPr>
+              <w:widowControl w:val="0"/>
+              <w:tabs>
+                <w:tab w:val="left" w:pos="567"/>
+              </w:tabs>
+              <w:autoSpaceDE w:val="0"/>
+              <w:autoSpaceDN w:val="0"/>
+              <w:adjustRightInd w:val="0"/>
+              <w:rPr>
+                <w:b/>
+                <w:bCs/>
+                <w:szCs w:val="24"/>
+              </w:rPr>
+            </w:pPr>
+            <w:r>
+              <w:rPr>
+                <w:b/>
+                <w:bCs/>
+                <w:szCs w:val="24"/>
+              </w:rPr>
+              <w:t>Epoca cea mai buna</w:t>
+            </w:r>
+          </w:p>
+        </w:tc>
+        <w:tc>
+          <w:tcPr>
+            <w:tcW w:w="1507" w:type="dxa"/>
+          </w:tcPr>
+          <w:p>
+            <w:pPr>
+              <w:widowControl w:val="0"/>
+              <w:tabs>
+                <w:tab w:val="left" w:pos="567"/>
+              </w:tabs>
+              <w:autoSpaceDE w:val="0"/>
+              <w:autoSpaceDN w:val="0"/>
+              <w:adjustRightInd w:val="0"/>
+              <w:rPr>
+                <w:b/>
+                <w:bCs/>
+                <w:szCs w:val="24"/>
+              </w:rPr>
+            </w:pPr>
+            <w:r>
+              <w:rPr>
+                <w:b/>
+                <w:bCs/>
+                <w:szCs w:val="24"/>
+              </w:rPr>
+              <w:t>Scor F1 – Falsificare instantanee</w:t>
+            </w:r>
+          </w:p>
+        </w:tc>
+        <w:tc>
+          <w:tcPr>
+            <w:tcW w:w="1502" w:type="dxa"/>
+          </w:tcPr>
+          <w:p>
+            <w:pPr>
+              <w:widowControl w:val="0"/>
+              <w:tabs>
+                <w:tab w:val="left" w:pos="567"/>
+              </w:tabs>
+              <w:autoSpaceDE w:val="0"/>
+              <w:autoSpaceDN w:val="0"/>
+              <w:adjustRightInd w:val="0"/>
+              <w:rPr>
+                <w:b/>
+                <w:bCs/>
+                <w:szCs w:val="24"/>
+              </w:rPr>
+            </w:pPr>
+            <w:r>
+              <w:rPr>
+                <w:b/>
+                <w:bCs/>
+                <w:szCs w:val="24"/>
+              </w:rPr>
+              <w:t>Scor F1 – semnal neafectat</w:t>
+            </w:r>
+          </w:p>
+        </w:tc>
+      </w:tr>
+      <w:tr>
+        <w:tc>
+          <w:tcPr>
+            <w:tcW w:w="1885" w:type="dxa"/>
+          </w:tcPr>
+          <w:p>
+            <w:pPr>
+              <w:widowControl w:val="0"/>
+              <w:tabs>
+                <w:tab w:val="left" w:pos="567"/>
+              </w:tabs>
+              <w:autoSpaceDE w:val="0"/>
+              <w:autoSpaceDN w:val="0"/>
+              <w:adjustRightInd w:val="0"/>
+              <w:rPr>
+                <w:szCs w:val="24"/>
+              </w:rPr>
+            </w:pPr>
+            <w:r>
+              <w:rPr>
+                <w:szCs w:val="24"/>
+              </w:rPr>
+              <w:t>ResNet18</w:t>
+            </w:r>
+          </w:p>
+        </w:tc>
+        <w:tc>
+          <w:tcPr>
+            <w:tcW w:w="1170" w:type="dxa"/>
+          </w:tcPr>
+          <w:p>
+            <w:pPr>
+              <w:widowControl w:val="0"/>
+              <w:tabs>
+                <w:tab w:val="left" w:pos="567"/>
+              </w:tabs>
+              <w:autoSpaceDE w:val="0"/>
+              <w:autoSpaceDN w:val="0"/>
+              <w:adjustRightInd w:val="0"/>
+              <w:rPr>
+                <w:szCs w:val="24"/>
+              </w:rPr>
+            </w:pPr>
+            <w:r>
+              <w:rPr>
+                <w:szCs w:val="24"/>
+              </w:rPr>
+              <w:t>~11.2 mil.</w:t>
+            </w:r>
+          </w:p>
+        </w:tc>
+        <w:tc>
+          <w:tcPr>
+            <w:tcW w:w="1503" w:type="dxa"/>
+          </w:tcPr>
+          <w:p>
+            <w:pPr>
+              <w:widowControl w:val="0"/>
+              <w:tabs>
+                <w:tab w:val="left" w:pos="567"/>
+              </w:tabs>
+              <w:autoSpaceDE w:val="0"/>
+              <w:autoSpaceDN w:val="0"/>
+              <w:adjustRightInd w:val="0"/>
+              <w:rPr>
+                <w:szCs w:val="24"/>
+              </w:rPr>
+            </w:pPr>
+            <w:r>
+              <w:rPr>
+                <w:szCs w:val="24"/>
+              </w:rPr>
+              <w:t>91.82%</w:t>
+            </w:r>
+          </w:p>
+        </w:tc>
+        <w:tc>
+          <w:tcPr>
+            <w:tcW w:w="1494" w:type="dxa"/>
+          </w:tcPr>
+          <w:p>
+            <w:pPr>
+              <w:widowControl w:val="0"/>
+              <w:tabs>
+                <w:tab w:val="left" w:pos="567"/>
+              </w:tabs>
+              <w:autoSpaceDE w:val="0"/>
+              <w:autoSpaceDN w:val="0"/>
+              <w:adjustRightInd w:val="0"/>
+              <w:rPr>
+                <w:szCs w:val="24"/>
+              </w:rPr>
+            </w:pPr>
+            <w:r>
+              <w:rPr>
+                <w:szCs w:val="24"/>
+              </w:rPr>
+              <w:t>8</w:t>
+            </w:r>
+          </w:p>
+        </w:tc>
+        <w:tc>
+          <w:tcPr>
+            <w:tcW w:w="1507" w:type="dxa"/>
+          </w:tcPr>
+          <w:p>
+            <w:pPr>
+              <w:widowControl w:val="0"/>
+              <w:tabs>
+                <w:tab w:val="left" w:pos="567"/>
+              </w:tabs>
+              <w:autoSpaceDE w:val="0"/>
+              <w:autoSpaceDN w:val="0"/>
+              <w:adjustRightInd w:val="0"/>
+              <w:rPr>
+                <w:szCs w:val="24"/>
+              </w:rPr>
+            </w:pPr>
+            <w:r>
+              <w:rPr>
+                <w:szCs w:val="24"/>
+              </w:rPr>
+              <w:t>0.714</w:t>
+            </w:r>
+          </w:p>
+        </w:tc>
+        <w:tc>
+          <w:tcPr>
+            <w:tcW w:w="1502" w:type="dxa"/>
+          </w:tcPr>
+          <w:p>
+            <w:pPr>
+              <w:widowControl w:val="0"/>
+              <w:tabs>
+                <w:tab w:val="left" w:pos="567"/>
+              </w:tabs>
+              <w:autoSpaceDE w:val="0"/>
+              <w:autoSpaceDN w:val="0"/>
+              <w:adjustRightInd w:val="0"/>
+              <w:rPr>
+                <w:szCs w:val="24"/>
+              </w:rPr>
+            </w:pPr>
+            <w:r>
+              <w:rPr>
+                <w:szCs w:val="24"/>
+              </w:rPr>
+              <w:t>0.631</w:t>
+            </w:r>
+          </w:p>
+        </w:tc>
+      </w:tr>
+      <w:tr>
+        <w:tc>
+          <w:tcPr>
+            <w:tcW w:w="1885" w:type="dxa"/>
+          </w:tcPr>
+          <w:p>
+            <w:pPr>
+              <w:widowControl w:val="0"/>
+              <w:tabs>
+                <w:tab w:val="left" w:pos="567"/>
+              </w:tabs>
+              <w:autoSpaceDE w:val="0"/>
+              <w:autoSpaceDN w:val="0"/>
+              <w:adjustRightInd w:val="0"/>
+              <w:rPr>
+                <w:szCs w:val="24"/>
+              </w:rPr>
+            </w:pPr>
+            <w:r>
+              <w:rPr>
+                <w:szCs w:val="24"/>
+              </w:rPr>
+              <w:t>EfficientNet-B0</w:t>
+            </w:r>
+          </w:p>
+        </w:tc>
+        <w:tc>
+          <w:tcPr>
+            <w:tcW w:w="1170" w:type="dxa"/>
+          </w:tcPr>
+          <w:p>
+            <w:pPr>
+              <w:widowControl w:val="0"/>
+              <w:tabs>
+                <w:tab w:val="left" w:pos="567"/>
+              </w:tabs>
+              <w:autoSpaceDE w:val="0"/>
+              <w:autoSpaceDN w:val="0"/>
+              <w:adjustRightInd w:val="0"/>
+              <w:rPr>
+                <w:szCs w:val="24"/>
+              </w:rPr>
+            </w:pPr>
+            <w:r>
+              <w:rPr>
+                <w:szCs w:val="24"/>
+              </w:rPr>
+              <w:t>~4 mil.</w:t>
+            </w:r>
+          </w:p>
+        </w:tc>
+        <w:tc>
+          <w:tcPr>
+            <w:tcW w:w="1503" w:type="dxa"/>
+          </w:tcPr>
+          <w:p>
+            <w:pPr>
+              <w:widowControl w:val="0"/>
+              <w:tabs>
+                <w:tab w:val="left" w:pos="567"/>
+              </w:tabs>
+              <w:autoSpaceDE w:val="0"/>
+              <w:autoSpaceDN w:val="0"/>
+              <w:adjustRightInd w:val="0"/>
+              <w:rPr>
+                <w:szCs w:val="24"/>
+              </w:rPr>
+            </w:pPr>
+            <w:r>
+              <w:rPr>
+                <w:szCs w:val="24"/>
+              </w:rPr>
+              <w:t>92.73%</w:t>
+            </w:r>
+          </w:p>
+        </w:tc>
+        <w:tc>
+          <w:tcPr>
+            <w:tcW w:w="1494" w:type="dxa"/>
+          </w:tcPr>
+          <w:p>
+            <w:pPr>
+              <w:widowControl w:val="0"/>
+              <w:tabs>
+                <w:tab w:val="left" w:pos="567"/>
+              </w:tabs>
+              <w:autoSpaceDE w:val="0"/>
+              <w:autoSpaceDN w:val="0"/>
+              <w:adjustRightInd w:val="0"/>
+              <w:rPr>
+                <w:szCs w:val="24"/>
+              </w:rPr>
+            </w:pPr>
+            <w:r>
+              <w:rPr>
+                <w:szCs w:val="24"/>
+              </w:rPr>
+              <w:t>13</w:t>
+            </w:r>
+          </w:p>
+        </w:tc>
+        <w:tc>
+          <w:tcPr>
+            <w:tcW w:w="1507" w:type="dxa"/>
+          </w:tcPr>
+          <w:p>
+            <w:pPr>
+              <w:widowControl w:val="0"/>
+              <w:tabs>
+                <w:tab w:val="left" w:pos="567"/>
+              </w:tabs>
+              <w:autoSpaceDE w:val="0"/>
+              <w:autoSpaceDN w:val="0"/>
+              <w:adjustRightInd w:val="0"/>
+              <w:rPr>
+                <w:szCs w:val="24"/>
+              </w:rPr>
+            </w:pPr>
+            <w:r>
+              <w:rPr>
+                <w:szCs w:val="24"/>
+              </w:rPr>
+              <w:t>0.718</w:t>
+            </w:r>
+          </w:p>
+        </w:tc>
+        <w:tc>
+          <w:tcPr>
+            <w:tcW w:w="1502" w:type="dxa"/>
+          </w:tcPr>
+          <w:p>
+            <w:pPr>
+              <w:widowControl w:val="0"/>
+              <w:tabs>
+                <w:tab w:val="left" w:pos="567"/>
+              </w:tabs>
+              <w:autoSpaceDE w:val="0"/>
+              <w:autoSpaceDN w:val="0"/>
+              <w:adjustRightInd w:val="0"/>
+              <w:rPr>
+                <w:szCs w:val="24"/>
+              </w:rPr>
+            </w:pPr>
+            <w:r>
+              <w:rPr>
+                <w:szCs w:val="24"/>
+              </w:rPr>
+              <w:t>0.678</w:t>
+            </w:r>
+          </w:p>
+        </w:tc>
+      </w:tr>
+      <w:tr>
+        <w:tc>
+          <w:tcPr>
+            <w:tcW w:w="1885" w:type="dxa"/>
+          </w:tcPr>
+          <w:p>
+            <w:pPr>
+              <w:widowControl w:val="0"/>
+              <w:tabs>
+                <w:tab w:val="left" w:pos="567"/>
+              </w:tabs>
+              <w:autoSpaceDE w:val="0"/>
+              <w:autoSpaceDN w:val="0"/>
+              <w:adjustRightInd w:val="0"/>
+              <w:rPr>
+                <w:szCs w:val="24"/>
+              </w:rPr>
+            </w:pPr>
+            <w:r>
+              <w:rPr>
+                <w:szCs w:val="24"/>
+              </w:rPr>
+              <w:t>MobileNetV2</w:t>
+            </w:r>
+          </w:p>
+        </w:tc>
+        <w:tc>
+          <w:tcPr>
+            <w:tcW w:w="1170" w:type="dxa"/>
+          </w:tcPr>
+          <w:p>
+            <w:pPr>
+              <w:widowControl w:val="0"/>
+              <w:tabs>
+                <w:tab w:val="left" w:pos="567"/>
+              </w:tabs>
+              <w:autoSpaceDE w:val="0"/>
+              <w:autoSpaceDN w:val="0"/>
+              <w:adjustRightInd w:val="0"/>
+              <w:rPr>
+                <w:szCs w:val="24"/>
+              </w:rPr>
+            </w:pPr>
+            <w:r>
+              <w:rPr>
+                <w:szCs w:val="24"/>
+              </w:rPr>
+              <w:t>~2.2 mil.</w:t>
+            </w:r>
+          </w:p>
+        </w:tc>
+        <w:tc>
+          <w:tcPr>
+            <w:tcW w:w="1503" w:type="dxa"/>
+          </w:tcPr>
+          <w:p>
+            <w:pPr>
+              <w:widowControl w:val="0"/>
+              <w:tabs>
+                <w:tab w:val="left" w:pos="567"/>
+              </w:tabs>
+              <w:autoSpaceDE w:val="0"/>
+              <w:autoSpaceDN w:val="0"/>
+              <w:adjustRightInd w:val="0"/>
+              <w:rPr>
+                <w:szCs w:val="24"/>
+              </w:rPr>
+            </w:pPr>
+            <w:r>
+              <w:rPr>
+                <w:szCs w:val="24"/>
+              </w:rPr>
+              <w:t>91.88%</w:t>
+            </w:r>
+          </w:p>
+        </w:tc>
+        <w:tc>
+          <w:tcPr>
+            <w:tcW w:w="1494" w:type="dxa"/>
+          </w:tcPr>
+          <w:p>
+            <w:pPr>
+              <w:widowControl w:val="0"/>
+              <w:tabs>
+                <w:tab w:val="left" w:pos="567"/>
+              </w:tabs>
+              <w:autoSpaceDE w:val="0"/>
+              <w:autoSpaceDN w:val="0"/>
+              <w:adjustRightInd w:val="0"/>
+              <w:rPr>
+                <w:szCs w:val="24"/>
+              </w:rPr>
+            </w:pPr>
+            <w:r>
+              <w:rPr>
+                <w:szCs w:val="24"/>
+              </w:rPr>
+              <w:t>9</w:t>
+            </w:r>
+          </w:p>
+        </w:tc>
+        <w:tc>
+          <w:tcPr>
+            <w:tcW w:w="1507" w:type="dxa"/>
+          </w:tcPr>
+          <w:p>
+            <w:pPr>
+              <w:widowControl w:val="0"/>
+              <w:tabs>
+                <w:tab w:val="left" w:pos="567"/>
+              </w:tabs>
+              <w:autoSpaceDE w:val="0"/>
+              <w:autoSpaceDN w:val="0"/>
+              <w:adjustRightInd w:val="0"/>
+              <w:rPr>
+                <w:szCs w:val="24"/>
+              </w:rPr>
+            </w:pPr>
+            <w:r>
+              <w:rPr>
+                <w:szCs w:val="24"/>
+              </w:rPr>
+              <w:t>0.646</w:t>
+            </w:r>
+          </w:p>
+        </w:tc>
+        <w:tc>
+          <w:tcPr>
+            <w:tcW w:w="1502" w:type="dxa"/>
+          </w:tcPr>
+          <w:p>
+            <w:pPr>
+              <w:widowControl w:val="0"/>
+              <w:tabs>
+                <w:tab w:val="left" w:pos="567"/>
+              </w:tabs>
+              <w:autoSpaceDE w:val="0"/>
+              <w:autoSpaceDN w:val="0"/>
+              <w:adjustRightInd w:val="0"/>
+              <w:rPr>
+                <w:szCs w:val="24"/>
+              </w:rPr>
+            </w:pPr>
+            <w:r>
+              <w:rPr>
+                <w:szCs w:val="24"/>
+              </w:rPr>
+              <w:t>0.675</w:t>
+            </w:r>
+          </w:p>
+        </w:tc>
+      </w:tr>
+      <w:tr>
+        <w:tc>
+          <w:tcPr>
+            <w:tcW w:w="1885" w:type="dxa"/>
+          </w:tcPr>
+          <w:p>
+            <w:pPr>
+              <w:widowControl w:val="0"/>
+              <w:tabs>
+                <w:tab w:val="left" w:pos="567"/>
+              </w:tabs>
+              <w:autoSpaceDE w:val="0"/>
+              <w:autoSpaceDN w:val="0"/>
+              <w:adjustRightInd w:val="0"/>
+              <w:rPr>
+                <w:szCs w:val="24"/>
+              </w:rPr>
+            </w:pPr>
+            <w:r>
+              <w:rPr>
+                <w:szCs w:val="24"/>
+              </w:rPr>
+              <w:t>Custom</w:t>
+            </w:r>
+          </w:p>
+        </w:tc>
+        <w:tc>
+          <w:tcPr>
+            <w:tcW w:w="1170" w:type="dxa"/>
+          </w:tcPr>
+          <w:p>
+            <w:pPr>
+              <w:widowControl w:val="0"/>
+              <w:tabs>
+                <w:tab w:val="left" w:pos="567"/>
+              </w:tabs>
+              <w:autoSpaceDE w:val="0"/>
+              <w:autoSpaceDN w:val="0"/>
+              <w:adjustRightInd w:val="0"/>
+              <w:rPr>
+                <w:szCs w:val="24"/>
+              </w:rPr>
+            </w:pPr>
+            <w:r>
+              <w:rPr>
+                <w:szCs w:val="24"/>
+              </w:rPr>
+              <w:t>~135</w:t>
+            </w:r>
+            <w:r>
+              <w:rPr>
+                <w:szCs w:val="24"/>
+              </w:rPr>
+              <w:t xml:space="preserve"> mii</w:t>
+            </w:r>
+          </w:p>
+        </w:tc>
+        <w:tc>
+          <w:tcPr>
+            <w:tcW w:w="1503" w:type="dxa"/>
+          </w:tcPr>
+          <w:p>
+            <w:pPr>
+              <w:widowControl w:val="0"/>
+              <w:tabs>
+                <w:tab w:val="left" w:pos="567"/>
+              </w:tabs>
+              <w:autoSpaceDE w:val="0"/>
+              <w:autoSpaceDN w:val="0"/>
+              <w:adjustRightInd w:val="0"/>
+              <w:rPr>
+                <w:szCs w:val="24"/>
+              </w:rPr>
+            </w:pPr>
+            <w:r>
+              <w:rPr>
+                <w:szCs w:val="24"/>
+              </w:rPr>
+              <w:t>90.73%</w:t>
+            </w:r>
+          </w:p>
+        </w:tc>
+        <w:tc>
+          <w:tcPr>
+            <w:tcW w:w="1494" w:type="dxa"/>
+          </w:tcPr>
+          <w:p>
+            <w:pPr>
+              <w:widowControl w:val="0"/>
+              <w:tabs>
+                <w:tab w:val="left" w:pos="567"/>
+              </w:tabs>
+              <w:autoSpaceDE w:val="0"/>
+              <w:autoSpaceDN w:val="0"/>
+              <w:adjustRightInd w:val="0"/>
+              <w:rPr>
+                <w:szCs w:val="24"/>
+              </w:rPr>
+            </w:pPr>
+            <w:r>
+              <w:rPr>
+                <w:szCs w:val="24"/>
+              </w:rPr>
+              <w:t>37</w:t>
+            </w:r>
+          </w:p>
+        </w:tc>
+        <w:tc>
+          <w:tcPr>
+            <w:tcW w:w="1507" w:type="dxa"/>
+          </w:tcPr>
+          <w:p>
+            <w:pPr>
+              <w:widowControl w:val="0"/>
+              <w:tabs>
+                <w:tab w:val="left" w:pos="567"/>
+              </w:tabs>
+              <w:autoSpaceDE w:val="0"/>
+              <w:autoSpaceDN w:val="0"/>
+              <w:adjustRightInd w:val="0"/>
+              <w:rPr>
+                <w:szCs w:val="24"/>
+              </w:rPr>
+            </w:pPr>
+            <w:r>
+              <w:rPr>
+                <w:szCs w:val="24"/>
+              </w:rPr>
+              <w:t>0.743</w:t>
+            </w:r>
+          </w:p>
+        </w:tc>
+        <w:tc>
+          <w:tcPr>
+            <w:tcW w:w="1502" w:type="dxa"/>
+          </w:tcPr>
+          <w:p>
+            <w:pPr>
+              <w:widowControl w:val="0"/>
+              <w:tabs>
+                <w:tab w:val="left" w:pos="567"/>
+              </w:tabs>
+              <w:autoSpaceDE w:val="0"/>
+              <w:autoSpaceDN w:val="0"/>
+              <w:adjustRightInd w:val="0"/>
+              <w:rPr>
+                <w:szCs w:val="24"/>
+              </w:rPr>
+            </w:pPr>
+            <w:r>
+              <w:rPr>
+                <w:szCs w:val="24"/>
+              </w:rPr>
+              <w:t>0.495</w:t>
+            </w:r>
+          </w:p>
+        </w:tc>
+      </w:tr>
+    </w:tbl>
+    <w:p>
+      <w:pPr>
+        <w:widowControl w:val="0"/>
+        <w:tabs>
+          <w:tab w:val="left" w:pos="567"/>
+        </w:tabs>
+        <w:autoSpaceDE w:val="0"/>
+        <w:autoSpaceDN w:val="0"/>
+        <w:adjustRightInd w:val="0"/>
+        <w:jc w:val="center"/>
+        <w:rPr>
+          <w:szCs w:val="24"/>
+        </w:rPr>
+      </w:pPr>
+      <w:r>
+        <w:rPr>
+          <w:szCs w:val="24"/>
+        </w:rPr>
+        <w:t>Tabel 4.2: Rezultate faza 1</w:t>
+      </w:r>
+    </w:p>
+    <w:p>
+      <w:pPr>
+        <w:widowControl w:val="0"/>
+        <w:tabs>
+          <w:tab w:val="left" w:pos="567"/>
+        </w:tabs>
+        <w:autoSpaceDE w:val="0"/>
+        <w:autoSpaceDN w:val="0"/>
+        <w:adjustRightInd w:val="0"/>
+        <w:rPr>
+          <w:szCs w:val="24"/>
+        </w:rPr>
+      </w:pPr>
+    </w:p>
+    <w:p>
+      <w:pPr>
+        <w:widowControl w:val="0"/>
+        <w:tabs>
+          <w:tab w:val="left" w:pos="567"/>
+        </w:tabs>
+        <w:autoSpaceDE w:val="0"/>
+        <w:autoSpaceDN w:val="0"/>
+        <w:adjustRightInd w:val="0"/>
+        <w:rPr>
+          <w:szCs w:val="24"/>
+        </w:rPr>
+      </w:pPr>
+      <w:r>
+        <w:rPr>
+          <w:szCs w:val="24"/>
+        </w:rPr>
+        <w:t>Conform experimentului, arhitectura EfficientNet-B0 a avut cele mai bune rezultate, in timp ce arhitectura propusa a avut cele mai slabe rezultate. Toate arhitecturile testate s-au descurcat prost in ceea ce priveste falsificarea instantanee, in care receptorul captureaza direct semnale false. De aceea a fost implementat modulul de extragere de trasaturi.</w:t>
+      </w:r>
+    </w:p>
+    <w:p>
+      <w:pPr>
+        <w:widowControl w:val="0"/>
+        <w:tabs>
+          <w:tab w:val="left" w:pos="567"/>
+        </w:tabs>
+        <w:autoSpaceDE w:val="0"/>
+        <w:autoSpaceDN w:val="0"/>
+        <w:adjustRightInd w:val="0"/>
+        <w:rPr>
+          <w:szCs w:val="24"/>
+        </w:rPr>
+      </w:pPr>
+    </w:p>
+    <w:tbl>
+      <w:tblPr>
+        <w:tblStyle w:val="TableGrid"/>
+        <w:tblW w:w="0" w:type="auto"/>
+        <w:tblLook w:val="04A0" w:firstRow="1" w:lastRow="0" w:firstColumn="1" w:lastColumn="0" w:noHBand="0" w:noVBand="1"/>
+      </w:tblPr>
+      <w:tblGrid>
+        <w:gridCol w:w="1885"/>
+        <w:gridCol w:w="1170"/>
+        <w:gridCol w:w="1503"/>
+        <w:gridCol w:w="1494"/>
+        <w:gridCol w:w="1507"/>
+        <w:gridCol w:w="1502"/>
+      </w:tblGrid>
+      <w:tr>
+        <w:tc>
+          <w:tcPr>
+            <w:tcW w:w="1885" w:type="dxa"/>
+          </w:tcPr>
+          <w:p>
+            <w:pPr>
+              <w:widowControl w:val="0"/>
+              <w:tabs>
+                <w:tab w:val="left" w:pos="567"/>
+              </w:tabs>
+              <w:autoSpaceDE w:val="0"/>
+              <w:autoSpaceDN w:val="0"/>
+              <w:adjustRightInd w:val="0"/>
+              <w:rPr>
+                <w:b/>
+                <w:bCs/>
+                <w:szCs w:val="24"/>
+              </w:rPr>
+            </w:pPr>
+            <w:r>
+              <w:rPr>
+                <w:b/>
+                <w:bCs/>
+                <w:szCs w:val="24"/>
+              </w:rPr>
+              <w:lastRenderedPageBreak/>
+              <w:t>Model</w:t>
+            </w:r>
+            <w:r>
+              <w:rPr>
+                <w:b/>
+                <w:bCs/>
+                <w:szCs w:val="24"/>
+              </w:rPr>
+              <w:t xml:space="preserve"> (cu fuziune de date)</w:t>
+            </w:r>
+          </w:p>
+        </w:tc>
+        <w:tc>
+          <w:tcPr>
+            <w:tcW w:w="1170" w:type="dxa"/>
+          </w:tcPr>
+          <w:p>
+            <w:pPr>
+              <w:widowControl w:val="0"/>
+              <w:tabs>
+                <w:tab w:val="left" w:pos="567"/>
+              </w:tabs>
+              <w:autoSpaceDE w:val="0"/>
+              <w:autoSpaceDN w:val="0"/>
+              <w:adjustRightInd w:val="0"/>
+              <w:rPr>
+                <w:b/>
+                <w:bCs/>
+                <w:szCs w:val="24"/>
+              </w:rPr>
+            </w:pPr>
+            <w:r>
+              <w:rPr>
+                <w:b/>
+                <w:bCs/>
+                <w:szCs w:val="24"/>
+              </w:rPr>
+              <w:t>Param</w:t>
+            </w:r>
+            <w:r>
+              <w:rPr>
+                <w:b/>
+                <w:bCs/>
+                <w:szCs w:val="24"/>
+              </w:rPr>
+              <w:t>.</w:t>
+            </w:r>
+          </w:p>
+        </w:tc>
+        <w:tc>
+          <w:tcPr>
+            <w:tcW w:w="1503" w:type="dxa"/>
+          </w:tcPr>
+          <w:p>
+            <w:pPr>
+              <w:widowControl w:val="0"/>
+              <w:tabs>
+                <w:tab w:val="left" w:pos="567"/>
+              </w:tabs>
+              <w:autoSpaceDE w:val="0"/>
+              <w:autoSpaceDN w:val="0"/>
+              <w:adjustRightInd w:val="0"/>
+              <w:rPr>
+                <w:b/>
+                <w:bCs/>
+                <w:szCs w:val="24"/>
+              </w:rPr>
+            </w:pPr>
+            <w:r>
+              <w:rPr>
+                <w:b/>
+                <w:bCs/>
+                <w:szCs w:val="24"/>
+              </w:rPr>
+              <w:t>Acuratete testare</w:t>
+            </w:r>
+          </w:p>
+        </w:tc>
+        <w:tc>
+          <w:tcPr>
+            <w:tcW w:w="1494" w:type="dxa"/>
+          </w:tcPr>
+          <w:p>
+            <w:pPr>
+              <w:widowControl w:val="0"/>
+              <w:tabs>
+                <w:tab w:val="left" w:pos="567"/>
+              </w:tabs>
+              <w:autoSpaceDE w:val="0"/>
+              <w:autoSpaceDN w:val="0"/>
+              <w:adjustRightInd w:val="0"/>
+              <w:rPr>
+                <w:b/>
+                <w:bCs/>
+                <w:szCs w:val="24"/>
+              </w:rPr>
+            </w:pPr>
+            <w:r>
+              <w:rPr>
+                <w:b/>
+                <w:bCs/>
+                <w:szCs w:val="24"/>
+              </w:rPr>
+              <w:t>Epoca cea mai buna</w:t>
+            </w:r>
+          </w:p>
+        </w:tc>
+        <w:tc>
+          <w:tcPr>
+            <w:tcW w:w="1507" w:type="dxa"/>
+          </w:tcPr>
+          <w:p>
+            <w:pPr>
+              <w:widowControl w:val="0"/>
+              <w:tabs>
+                <w:tab w:val="left" w:pos="567"/>
+              </w:tabs>
+              <w:autoSpaceDE w:val="0"/>
+              <w:autoSpaceDN w:val="0"/>
+              <w:adjustRightInd w:val="0"/>
+              <w:rPr>
+                <w:b/>
+                <w:bCs/>
+                <w:szCs w:val="24"/>
+              </w:rPr>
+            </w:pPr>
+            <w:r>
+              <w:rPr>
+                <w:b/>
+                <w:bCs/>
+                <w:szCs w:val="24"/>
+              </w:rPr>
+              <w:t>Scor F1 – Falsificare instantanee</w:t>
+            </w:r>
+          </w:p>
+        </w:tc>
+        <w:tc>
+          <w:tcPr>
+            <w:tcW w:w="1502" w:type="dxa"/>
+          </w:tcPr>
+          <w:p>
+            <w:pPr>
+              <w:widowControl w:val="0"/>
+              <w:tabs>
+                <w:tab w:val="left" w:pos="567"/>
+              </w:tabs>
+              <w:autoSpaceDE w:val="0"/>
+              <w:autoSpaceDN w:val="0"/>
+              <w:adjustRightInd w:val="0"/>
+              <w:rPr>
+                <w:b/>
+                <w:bCs/>
+                <w:szCs w:val="24"/>
+              </w:rPr>
+            </w:pPr>
+            <w:r>
+              <w:rPr>
+                <w:b/>
+                <w:bCs/>
+                <w:szCs w:val="24"/>
+              </w:rPr>
+              <w:t>Scor F1 – semnal neafectat</w:t>
+            </w:r>
+          </w:p>
+        </w:tc>
+      </w:tr>
+      <w:tr>
+        <w:tc>
+          <w:tcPr>
+            <w:tcW w:w="1885" w:type="dxa"/>
+          </w:tcPr>
+          <w:p>
+            <w:pPr>
+              <w:widowControl w:val="0"/>
+              <w:tabs>
+                <w:tab w:val="left" w:pos="567"/>
+              </w:tabs>
+              <w:autoSpaceDE w:val="0"/>
+              <w:autoSpaceDN w:val="0"/>
+              <w:adjustRightInd w:val="0"/>
+              <w:rPr>
+                <w:szCs w:val="24"/>
+              </w:rPr>
+            </w:pPr>
+            <w:r>
+              <w:rPr>
+                <w:szCs w:val="24"/>
+              </w:rPr>
+              <w:t>ResNet18</w:t>
+            </w:r>
+          </w:p>
+        </w:tc>
+        <w:tc>
+          <w:tcPr>
+            <w:tcW w:w="1170" w:type="dxa"/>
+          </w:tcPr>
+          <w:p>
+            <w:pPr>
+              <w:widowControl w:val="0"/>
+              <w:tabs>
+                <w:tab w:val="left" w:pos="567"/>
+              </w:tabs>
+              <w:autoSpaceDE w:val="0"/>
+              <w:autoSpaceDN w:val="0"/>
+              <w:adjustRightInd w:val="0"/>
+              <w:rPr>
+                <w:szCs w:val="24"/>
+              </w:rPr>
+            </w:pPr>
+            <w:r>
+              <w:rPr>
+                <w:szCs w:val="24"/>
+              </w:rPr>
+              <w:t>~11.2 mil.</w:t>
+            </w:r>
+          </w:p>
+        </w:tc>
+        <w:tc>
+          <w:tcPr>
+            <w:tcW w:w="1503" w:type="dxa"/>
+          </w:tcPr>
+          <w:p>
+            <w:pPr>
+              <w:widowControl w:val="0"/>
+              <w:tabs>
+                <w:tab w:val="left" w:pos="567"/>
+              </w:tabs>
+              <w:autoSpaceDE w:val="0"/>
+              <w:autoSpaceDN w:val="0"/>
+              <w:adjustRightInd w:val="0"/>
+              <w:rPr>
+                <w:szCs w:val="24"/>
+              </w:rPr>
+            </w:pPr>
+            <w:r>
+              <w:rPr>
+                <w:szCs w:val="24"/>
+              </w:rPr>
+              <w:t>93.64</w:t>
+            </w:r>
+            <w:r>
+              <w:rPr>
+                <w:szCs w:val="24"/>
+              </w:rPr>
+              <w:t>%</w:t>
+            </w:r>
+          </w:p>
+        </w:tc>
+        <w:tc>
+          <w:tcPr>
+            <w:tcW w:w="1494" w:type="dxa"/>
+          </w:tcPr>
+          <w:p>
+            <w:pPr>
+              <w:widowControl w:val="0"/>
+              <w:tabs>
+                <w:tab w:val="left" w:pos="567"/>
+              </w:tabs>
+              <w:autoSpaceDE w:val="0"/>
+              <w:autoSpaceDN w:val="0"/>
+              <w:adjustRightInd w:val="0"/>
+              <w:rPr>
+                <w:szCs w:val="24"/>
+              </w:rPr>
+            </w:pPr>
+            <w:r>
+              <w:rPr>
+                <w:szCs w:val="24"/>
+              </w:rPr>
+              <w:t>8</w:t>
+            </w:r>
+          </w:p>
+        </w:tc>
+        <w:tc>
+          <w:tcPr>
+            <w:tcW w:w="1507" w:type="dxa"/>
+          </w:tcPr>
+          <w:p>
+            <w:pPr>
+              <w:widowControl w:val="0"/>
+              <w:tabs>
+                <w:tab w:val="left" w:pos="567"/>
+              </w:tabs>
+              <w:autoSpaceDE w:val="0"/>
+              <w:autoSpaceDN w:val="0"/>
+              <w:adjustRightInd w:val="0"/>
+              <w:rPr>
+                <w:szCs w:val="24"/>
+              </w:rPr>
+            </w:pPr>
+            <w:r>
+              <w:rPr>
+                <w:szCs w:val="24"/>
+              </w:rPr>
+              <w:t>0.714</w:t>
+            </w:r>
+          </w:p>
+        </w:tc>
+        <w:tc>
+          <w:tcPr>
+            <w:tcW w:w="1502" w:type="dxa"/>
+          </w:tcPr>
+          <w:p>
+            <w:pPr>
+              <w:widowControl w:val="0"/>
+              <w:tabs>
+                <w:tab w:val="left" w:pos="567"/>
+              </w:tabs>
+              <w:autoSpaceDE w:val="0"/>
+              <w:autoSpaceDN w:val="0"/>
+              <w:adjustRightInd w:val="0"/>
+              <w:rPr>
+                <w:szCs w:val="24"/>
+              </w:rPr>
+            </w:pPr>
+            <w:r>
+              <w:rPr>
+                <w:szCs w:val="24"/>
+              </w:rPr>
+              <w:t>0.631</w:t>
+            </w:r>
+          </w:p>
+        </w:tc>
+      </w:tr>
+      <w:tr>
+        <w:tc>
+          <w:tcPr>
+            <w:tcW w:w="1885" w:type="dxa"/>
+          </w:tcPr>
+          <w:p>
+            <w:pPr>
+              <w:widowControl w:val="0"/>
+              <w:tabs>
+                <w:tab w:val="left" w:pos="567"/>
+              </w:tabs>
+              <w:autoSpaceDE w:val="0"/>
+              <w:autoSpaceDN w:val="0"/>
+              <w:adjustRightInd w:val="0"/>
+              <w:rPr>
+                <w:szCs w:val="24"/>
+              </w:rPr>
+            </w:pPr>
+            <w:r>
+              <w:rPr>
+                <w:szCs w:val="24"/>
+              </w:rPr>
+              <w:t>EfficientNet-B0</w:t>
+            </w:r>
+          </w:p>
+        </w:tc>
+        <w:tc>
+          <w:tcPr>
+            <w:tcW w:w="1170" w:type="dxa"/>
+          </w:tcPr>
+          <w:p>
+            <w:pPr>
+              <w:widowControl w:val="0"/>
+              <w:tabs>
+                <w:tab w:val="left" w:pos="567"/>
+              </w:tabs>
+              <w:autoSpaceDE w:val="0"/>
+              <w:autoSpaceDN w:val="0"/>
+              <w:adjustRightInd w:val="0"/>
+              <w:rPr>
+                <w:szCs w:val="24"/>
+              </w:rPr>
+            </w:pPr>
+            <w:r>
+              <w:rPr>
+                <w:szCs w:val="24"/>
+              </w:rPr>
+              <w:t>~4 mil.</w:t>
+            </w:r>
+          </w:p>
+        </w:tc>
+        <w:tc>
+          <w:tcPr>
+            <w:tcW w:w="1503" w:type="dxa"/>
+          </w:tcPr>
+          <w:p>
+            <w:pPr>
+              <w:widowControl w:val="0"/>
+              <w:tabs>
+                <w:tab w:val="left" w:pos="567"/>
+              </w:tabs>
+              <w:autoSpaceDE w:val="0"/>
+              <w:autoSpaceDN w:val="0"/>
+              <w:adjustRightInd w:val="0"/>
+              <w:rPr>
+                <w:szCs w:val="24"/>
+              </w:rPr>
+            </w:pPr>
+            <w:r>
+              <w:rPr>
+                <w:szCs w:val="24"/>
+              </w:rPr>
+              <w:t>93.03%</w:t>
+            </w:r>
+          </w:p>
+        </w:tc>
+        <w:tc>
+          <w:tcPr>
+            <w:tcW w:w="1494" w:type="dxa"/>
+          </w:tcPr>
+          <w:p>
+            <w:pPr>
+              <w:widowControl w:val="0"/>
+              <w:tabs>
+                <w:tab w:val="left" w:pos="567"/>
+              </w:tabs>
+              <w:autoSpaceDE w:val="0"/>
+              <w:autoSpaceDN w:val="0"/>
+              <w:adjustRightInd w:val="0"/>
+              <w:rPr>
+                <w:szCs w:val="24"/>
+              </w:rPr>
+            </w:pPr>
+            <w:r>
+              <w:rPr>
+                <w:szCs w:val="24"/>
+              </w:rPr>
+              <w:t>1</w:t>
+            </w:r>
+            <w:r>
+              <w:rPr>
+                <w:szCs w:val="24"/>
+              </w:rPr>
+              <w:t>7</w:t>
+            </w:r>
+          </w:p>
+        </w:tc>
+        <w:tc>
+          <w:tcPr>
+            <w:tcW w:w="1507" w:type="dxa"/>
+          </w:tcPr>
+          <w:p>
+            <w:pPr>
+              <w:widowControl w:val="0"/>
+              <w:tabs>
+                <w:tab w:val="left" w:pos="567"/>
+              </w:tabs>
+              <w:autoSpaceDE w:val="0"/>
+              <w:autoSpaceDN w:val="0"/>
+              <w:adjustRightInd w:val="0"/>
+              <w:rPr>
+                <w:szCs w:val="24"/>
+              </w:rPr>
+            </w:pPr>
+            <w:r>
+              <w:rPr>
+                <w:szCs w:val="24"/>
+              </w:rPr>
+              <w:t>0.718</w:t>
+            </w:r>
+          </w:p>
+        </w:tc>
+        <w:tc>
+          <w:tcPr>
+            <w:tcW w:w="1502" w:type="dxa"/>
+          </w:tcPr>
+          <w:p>
+            <w:pPr>
+              <w:widowControl w:val="0"/>
+              <w:tabs>
+                <w:tab w:val="left" w:pos="567"/>
+              </w:tabs>
+              <w:autoSpaceDE w:val="0"/>
+              <w:autoSpaceDN w:val="0"/>
+              <w:adjustRightInd w:val="0"/>
+              <w:rPr>
+                <w:szCs w:val="24"/>
+              </w:rPr>
+            </w:pPr>
+            <w:r>
+              <w:rPr>
+                <w:szCs w:val="24"/>
+              </w:rPr>
+              <w:t>0.669</w:t>
+            </w:r>
+          </w:p>
+        </w:tc>
+      </w:tr>
+      <w:tr>
+        <w:tc>
+          <w:tcPr>
+            <w:tcW w:w="1885" w:type="dxa"/>
+          </w:tcPr>
+          <w:p>
+            <w:pPr>
+              <w:widowControl w:val="0"/>
+              <w:tabs>
+                <w:tab w:val="left" w:pos="567"/>
+              </w:tabs>
+              <w:autoSpaceDE w:val="0"/>
+              <w:autoSpaceDN w:val="0"/>
+              <w:adjustRightInd w:val="0"/>
+              <w:rPr>
+                <w:szCs w:val="24"/>
+              </w:rPr>
+            </w:pPr>
+            <w:r>
+              <w:rPr>
+                <w:szCs w:val="24"/>
+              </w:rPr>
+              <w:t>MobileNetV2</w:t>
+            </w:r>
+          </w:p>
+        </w:tc>
+        <w:tc>
+          <w:tcPr>
+            <w:tcW w:w="1170" w:type="dxa"/>
+          </w:tcPr>
+          <w:p>
+            <w:pPr>
+              <w:widowControl w:val="0"/>
+              <w:tabs>
+                <w:tab w:val="left" w:pos="567"/>
+              </w:tabs>
+              <w:autoSpaceDE w:val="0"/>
+              <w:autoSpaceDN w:val="0"/>
+              <w:adjustRightInd w:val="0"/>
+              <w:rPr>
+                <w:szCs w:val="24"/>
+              </w:rPr>
+            </w:pPr>
+            <w:r>
+              <w:rPr>
+                <w:szCs w:val="24"/>
+              </w:rPr>
+              <w:t>~2.2 mil.</w:t>
+            </w:r>
+          </w:p>
+        </w:tc>
+        <w:tc>
+          <w:tcPr>
+            <w:tcW w:w="1503" w:type="dxa"/>
+          </w:tcPr>
+          <w:p>
+            <w:pPr>
+              <w:widowControl w:val="0"/>
+              <w:tabs>
+                <w:tab w:val="left" w:pos="567"/>
+              </w:tabs>
+              <w:autoSpaceDE w:val="0"/>
+              <w:autoSpaceDN w:val="0"/>
+              <w:adjustRightInd w:val="0"/>
+              <w:rPr>
+                <w:szCs w:val="24"/>
+              </w:rPr>
+            </w:pPr>
+            <w:r>
+              <w:rPr>
+                <w:szCs w:val="24"/>
+              </w:rPr>
+              <w:t>92.73%</w:t>
+            </w:r>
+          </w:p>
+        </w:tc>
+        <w:tc>
+          <w:tcPr>
+            <w:tcW w:w="1494" w:type="dxa"/>
+          </w:tcPr>
+          <w:p>
+            <w:pPr>
+              <w:widowControl w:val="0"/>
+              <w:tabs>
+                <w:tab w:val="left" w:pos="567"/>
+              </w:tabs>
+              <w:autoSpaceDE w:val="0"/>
+              <w:autoSpaceDN w:val="0"/>
+              <w:adjustRightInd w:val="0"/>
+              <w:rPr>
+                <w:szCs w:val="24"/>
+              </w:rPr>
+            </w:pPr>
+            <w:r>
+              <w:rPr>
+                <w:szCs w:val="24"/>
+              </w:rPr>
+              <w:t>9</w:t>
+            </w:r>
+          </w:p>
+        </w:tc>
+        <w:tc>
+          <w:tcPr>
+            <w:tcW w:w="1507" w:type="dxa"/>
+          </w:tcPr>
+          <w:p>
+            <w:pPr>
+              <w:widowControl w:val="0"/>
+              <w:tabs>
+                <w:tab w:val="left" w:pos="567"/>
+              </w:tabs>
+              <w:autoSpaceDE w:val="0"/>
+              <w:autoSpaceDN w:val="0"/>
+              <w:adjustRightInd w:val="0"/>
+              <w:rPr>
+                <w:szCs w:val="24"/>
+              </w:rPr>
+            </w:pPr>
+            <w:r>
+              <w:rPr>
+                <w:szCs w:val="24"/>
+              </w:rPr>
+              <w:t>0.646</w:t>
+            </w:r>
+          </w:p>
+        </w:tc>
+        <w:tc>
+          <w:tcPr>
+            <w:tcW w:w="1502" w:type="dxa"/>
+          </w:tcPr>
+          <w:p>
+            <w:pPr>
+              <w:widowControl w:val="0"/>
+              <w:tabs>
+                <w:tab w:val="left" w:pos="567"/>
+              </w:tabs>
+              <w:autoSpaceDE w:val="0"/>
+              <w:autoSpaceDN w:val="0"/>
+              <w:adjustRightInd w:val="0"/>
+              <w:rPr>
+                <w:szCs w:val="24"/>
+              </w:rPr>
+            </w:pPr>
+            <w:r>
+              <w:rPr>
+                <w:szCs w:val="24"/>
+              </w:rPr>
+              <w:t>0.687</w:t>
+            </w:r>
+          </w:p>
+        </w:tc>
+      </w:tr>
+      <w:tr>
+        <w:tc>
+          <w:tcPr>
+            <w:tcW w:w="1885" w:type="dxa"/>
+          </w:tcPr>
+          <w:p>
+            <w:pPr>
+              <w:widowControl w:val="0"/>
+              <w:tabs>
+                <w:tab w:val="left" w:pos="567"/>
+              </w:tabs>
+              <w:autoSpaceDE w:val="0"/>
+              <w:autoSpaceDN w:val="0"/>
+              <w:adjustRightInd w:val="0"/>
+              <w:rPr>
+                <w:szCs w:val="24"/>
+              </w:rPr>
+            </w:pPr>
+            <w:r>
+              <w:rPr>
+                <w:szCs w:val="24"/>
+              </w:rPr>
+              <w:t>Custom</w:t>
+            </w:r>
+          </w:p>
+        </w:tc>
+        <w:tc>
+          <w:tcPr>
+            <w:tcW w:w="1170" w:type="dxa"/>
+          </w:tcPr>
+          <w:p>
+            <w:pPr>
+              <w:widowControl w:val="0"/>
+              <w:tabs>
+                <w:tab w:val="left" w:pos="567"/>
+              </w:tabs>
+              <w:autoSpaceDE w:val="0"/>
+              <w:autoSpaceDN w:val="0"/>
+              <w:adjustRightInd w:val="0"/>
+              <w:rPr>
+                <w:szCs w:val="24"/>
+              </w:rPr>
+            </w:pPr>
+            <w:r>
+              <w:rPr>
+                <w:szCs w:val="24"/>
+              </w:rPr>
+              <w:t>~135</w:t>
+            </w:r>
+            <w:r>
+              <w:rPr>
+                <w:szCs w:val="24"/>
+              </w:rPr>
+              <w:t xml:space="preserve"> mii</w:t>
+            </w:r>
+          </w:p>
+        </w:tc>
+        <w:tc>
+          <w:tcPr>
+            <w:tcW w:w="1503" w:type="dxa"/>
+          </w:tcPr>
+          <w:p>
+            <w:pPr>
+              <w:widowControl w:val="0"/>
+              <w:tabs>
+                <w:tab w:val="left" w:pos="567"/>
+              </w:tabs>
+              <w:autoSpaceDE w:val="0"/>
+              <w:autoSpaceDN w:val="0"/>
+              <w:adjustRightInd w:val="0"/>
+              <w:rPr>
+                <w:szCs w:val="24"/>
+              </w:rPr>
+            </w:pPr>
+            <w:r>
+              <w:rPr>
+                <w:szCs w:val="24"/>
+              </w:rPr>
+              <w:t>94.00</w:t>
+            </w:r>
+            <w:r>
+              <w:rPr>
+                <w:szCs w:val="24"/>
+              </w:rPr>
+              <w:t>%</w:t>
+            </w:r>
+          </w:p>
+        </w:tc>
+        <w:tc>
+          <w:tcPr>
+            <w:tcW w:w="1494" w:type="dxa"/>
+          </w:tcPr>
+          <w:p>
+            <w:pPr>
+              <w:widowControl w:val="0"/>
+              <w:tabs>
+                <w:tab w:val="left" w:pos="567"/>
+              </w:tabs>
+              <w:autoSpaceDE w:val="0"/>
+              <w:autoSpaceDN w:val="0"/>
+              <w:adjustRightInd w:val="0"/>
+              <w:rPr>
+                <w:szCs w:val="24"/>
+              </w:rPr>
+            </w:pPr>
+            <w:r>
+              <w:rPr>
+                <w:szCs w:val="24"/>
+              </w:rPr>
+              <w:t>3</w:t>
+            </w:r>
+            <w:r>
+              <w:rPr>
+                <w:szCs w:val="24"/>
+              </w:rPr>
+              <w:t>4</w:t>
+            </w:r>
+          </w:p>
+        </w:tc>
+        <w:tc>
+          <w:tcPr>
+            <w:tcW w:w="1507" w:type="dxa"/>
+          </w:tcPr>
+          <w:p>
+            <w:pPr>
+              <w:widowControl w:val="0"/>
+              <w:tabs>
+                <w:tab w:val="left" w:pos="567"/>
+              </w:tabs>
+              <w:autoSpaceDE w:val="0"/>
+              <w:autoSpaceDN w:val="0"/>
+              <w:adjustRightInd w:val="0"/>
+              <w:rPr>
+                <w:szCs w:val="24"/>
+              </w:rPr>
+            </w:pPr>
+            <w:r>
+              <w:rPr>
+                <w:szCs w:val="24"/>
+              </w:rPr>
+              <w:t>0.785</w:t>
+            </w:r>
+          </w:p>
+        </w:tc>
+        <w:tc>
+          <w:tcPr>
+            <w:tcW w:w="1502" w:type="dxa"/>
+          </w:tcPr>
+          <w:p>
+            <w:pPr>
+              <w:widowControl w:val="0"/>
+              <w:tabs>
+                <w:tab w:val="left" w:pos="567"/>
+              </w:tabs>
+              <w:autoSpaceDE w:val="0"/>
+              <w:autoSpaceDN w:val="0"/>
+              <w:adjustRightInd w:val="0"/>
+              <w:rPr>
+                <w:szCs w:val="24"/>
+              </w:rPr>
+            </w:pPr>
+            <w:r>
+              <w:rPr>
+                <w:szCs w:val="24"/>
+              </w:rPr>
+              <w:t>0.61</w:t>
+            </w:r>
+            <w:r>
+              <w:rPr>
+                <w:szCs w:val="24"/>
+              </w:rPr>
+              <w:t>5</w:t>
+            </w:r>
+          </w:p>
+        </w:tc>
+      </w:tr>
+    </w:tbl>
+    <w:p>
+      <w:pPr>
+        <w:widowControl w:val="0"/>
+        <w:tabs>
+          <w:tab w:val="left" w:pos="567"/>
+        </w:tabs>
+        <w:autoSpaceDE w:val="0"/>
+        <w:autoSpaceDN w:val="0"/>
+        <w:adjustRightInd w:val="0"/>
+        <w:jc w:val="center"/>
+        <w:rPr>
+          <w:szCs w:val="24"/>
+        </w:rPr>
+      </w:pPr>
+      <w:r>
+        <w:rPr>
+          <w:szCs w:val="24"/>
+        </w:rPr>
+        <w:t>Tabel 4.</w:t>
+      </w:r>
+      <w:r>
+        <w:rPr>
+          <w:szCs w:val="24"/>
+        </w:rPr>
+        <w:t>3</w:t>
+      </w:r>
+      <w:r>
+        <w:rPr>
+          <w:szCs w:val="24"/>
+        </w:rPr>
+        <w:t xml:space="preserve">: Rezultate faza </w:t>
+      </w:r>
+      <w:r>
+        <w:rPr>
+          <w:szCs w:val="24"/>
+        </w:rPr>
+        <w:t>2</w:t>
+      </w:r>
+    </w:p>
+    <w:p>
+      <w:pPr>
+        <w:widowControl w:val="0"/>
+        <w:tabs>
+          <w:tab w:val="left" w:pos="567"/>
+        </w:tabs>
+        <w:autoSpaceDE w:val="0"/>
+        <w:autoSpaceDN w:val="0"/>
+        <w:adjustRightInd w:val="0"/>
+        <w:jc w:val="center"/>
+        <w:rPr>
+          <w:szCs w:val="24"/>
+        </w:rPr>
+      </w:pPr>
+    </w:p>
+    <w:p>
+      <w:pPr>
+        <w:widowControl w:val="0"/>
+        <w:tabs>
+          <w:tab w:val="left" w:pos="567"/>
+        </w:tabs>
+        <w:autoSpaceDE w:val="0"/>
+        <w:autoSpaceDN w:val="0"/>
+        <w:adjustRightInd w:val="0"/>
+        <w:rPr>
+          <w:szCs w:val="24"/>
+        </w:rPr>
+      </w:pPr>
+      <w:r>
+        <w:rPr>
+          <w:szCs w:val="24"/>
+        </w:rPr>
+        <w:t xml:space="preserve">In cea de-a doua etapa, perceptronul de extragere al trasaturilor de date a ajutat foarte mult reteaua propusa, atingand performantele celorlalte arhitecturi pentru un numar </w:t>
+      </w:r>
+      <w:r>
+        <w:rPr>
+          <w:szCs w:val="24"/>
+        </w:rPr>
+        <w:t>mult mai mic de parametrii</w:t>
+      </w:r>
+      <w:r>
+        <w:rPr>
+          <w:szCs w:val="24"/>
+        </w:rPr>
+        <w:t>, demonstrand astfel potentialul solutiei.</w:t>
+      </w:r>
+    </w:p>
+    <w:p>
+      <w:pPr>
+        <w:widowControl w:val="0"/>
+        <w:tabs>
+          <w:tab w:val="left" w:pos="567"/>
+        </w:tabs>
+        <w:autoSpaceDE w:val="0"/>
+        <w:autoSpaceDN w:val="0"/>
+        <w:adjustRightInd w:val="0"/>
+        <w:rPr>
           <w:szCs w:val="24"/>
         </w:rPr>
       </w:pPr>
@@ -8629,13 +11444,22 @@
         <w:rPr>
           <w:szCs w:val="24"/>
         </w:rPr>
-        <w:t>TODO – pentru etapa 1</w:t>
-      </w:r>
-      <w:r>
-        <w:rPr>
-          <w:szCs w:val="24"/>
-        </w:rPr>
-        <w:t>5 mai/12 iunie</w:t>
+        <w:t xml:space="preserve">Codul sursa este de gasit la adresa: </w:t>
+      </w:r>
+      <w:hyperlink r:id="rId48" w:history="1">
+        <w:r>
+          <w:rPr>
+            <w:rStyle w:val="Hyperlink"/>
+            <w:szCs w:val="24"/>
+          </w:rPr>
+          <w:t>https://github.com/somecomfyguy/Dissertation-Project/tree/first_stage_march</w:t>
+        </w:r>
+      </w:hyperlink>
+      <w:r>
+        <w:rPr>
+          <w:szCs w:val="24"/>
+        </w:rPr>
+        <w:t xml:space="preserve"> </w:t>
       </w:r>
     </w:p>
     <w:p>
@@ -8844,7 +11668,7 @@
         </w:rPr>
         <w:t xml:space="preserve">[1] </w:t>
       </w:r>
-      <w:hyperlink r:id="rId48" w:history="1">
+      <w:hyperlink r:id="rId49" w:history="1">
         <w:r>
           <w:rPr>
             <w:rStyle w:val="Hyperlink"/>
@@ -8879,7 +11703,7 @@
         </w:rPr>
         <w:t xml:space="preserve">[2] </w:t>
       </w:r>
-      <w:hyperlink r:id="rId49" w:history="1">
+      <w:hyperlink r:id="rId50" w:history="1">
         <w:r>
           <w:rPr>
             <w:rStyle w:val="Hyperlink"/>
@@ -8914,7 +11738,7 @@
         </w:rPr>
         <w:t xml:space="preserve">[3] </w:t>
       </w:r>
-      <w:hyperlink r:id="rId50" w:history="1">
+      <w:hyperlink r:id="rId51" w:history="1">
         <w:r>
           <w:rPr>
             <w:rStyle w:val="Hyperlink"/>
@@ -8989,7 +11813,7 @@
         </w:rPr>
         <w:t xml:space="preserve">[5] </w:t>
       </w:r>
-      <w:hyperlink r:id="rId51" w:history="1">
+      <w:hyperlink r:id="rId52" w:history="1">
         <w:r>
           <w:rPr>
             <w:rStyle w:val="Hyperlink"/>
@@ -9024,7 +11848,7 @@
         </w:rPr>
         <w:t xml:space="preserve">[6] </w:t>
       </w:r>
-      <w:hyperlink r:id="rId52" w:history="1">
+      <w:hyperlink r:id="rId53" w:history="1">
         <w:r>
           <w:rPr>
             <w:rStyle w:val="Hyperlink"/>
@@ -9059,7 +11883,7 @@
         </w:rPr>
         <w:t xml:space="preserve">[7] </w:t>
       </w:r>
-      <w:hyperlink r:id="rId53" w:history="1">
+      <w:hyperlink r:id="rId54" w:history="1">
         <w:r>
           <w:rPr>
             <w:rStyle w:val="Hyperlink"/>
@@ -9336,7 +12160,7 @@
         </w:rPr>
         <w:t xml:space="preserve">, 4475. </w:t>
       </w:r>
-      <w:hyperlink r:id="rId54" w:history="1">
+      <w:hyperlink r:id="rId55" w:history="1">
         <w:r>
           <w:rPr>
             <w:rStyle w:val="Hyperlink"/>
@@ -9371,7 +12195,7 @@
         </w:rPr>
         <w:t xml:space="preserve"> </w:t>
       </w:r>
-      <w:hyperlink r:id="rId55" w:history="1">
+      <w:hyperlink r:id="rId56" w:history="1">
         <w:r>
           <w:rPr>
             <w:rStyle w:val="Hyperlink"/>
@@ -9412,7 +12236,7 @@
         </w:rPr>
         <w:t xml:space="preserve">[14] </w:t>
       </w:r>
-      <w:hyperlink r:id="rId56" w:history="1">
+      <w:hyperlink r:id="rId57" w:history="1">
         <w:r>
           <w:rPr>
             <w:rStyle w:val="Hyperlink"/>
@@ -9473,7 +12297,7 @@
         </w:rPr>
         <w:t xml:space="preserve">[16] </w:t>
       </w:r>
-      <w:hyperlink r:id="rId57" w:history="1">
+      <w:hyperlink r:id="rId58" w:history="1">
         <w:r>
           <w:rPr>
             <w:rStyle w:val="Hyperlink"/>
@@ -9548,7 +12372,7 @@
         </w:rPr>
         <w:t xml:space="preserve">[18] </w:t>
       </w:r>
-      <w:hyperlink r:id="rId58" w:history="1">
+      <w:hyperlink r:id="rId59" w:history="1">
         <w:r>
           <w:rPr>
             <w:rStyle w:val="Hyperlink"/>
@@ -9678,7 +12502,7 @@
         </w:rPr>
         <w:t xml:space="preserve">, 3452. </w:t>
       </w:r>
-      <w:hyperlink r:id="rId59" w:history="1">
+      <w:hyperlink r:id="rId60" w:history="1">
         <w:r>
           <w:rPr>
             <w:rStyle w:val="Hyperlink"/>
@@ -9741,12 +12565,47 @@
           <w:szCs w:val="24"/>
         </w:rPr>
       </w:pPr>
+      <w:r>
+        <w:rPr>
+          <w:szCs w:val="24"/>
+        </w:rPr>
+        <w:t xml:space="preserve">[22] </w:t>
+      </w:r>
+      <w:hyperlink r:id="rId61" w:history="1">
+        <w:r>
+          <w:rPr>
+            <w:rStyle w:val="Hyperlink"/>
+            <w:szCs w:val="24"/>
+          </w:rPr>
+          <w:t>https://docs.pytorch.org/docs/stable/index.html</w:t>
+        </w:r>
+      </w:hyperlink>
+      <w:r>
+        <w:rPr>
+          <w:szCs w:val="24"/>
+        </w:rPr>
+        <w:t>, accesat 15.04.2026</w:t>
+      </w:r>
+    </w:p>
+    <w:p>
+      <w:pPr>
+        <w:widowControl w:val="0"/>
+        <w:tabs>
+          <w:tab w:val="left" w:pos="567"/>
+        </w:tabs>
+        <w:autoSpaceDE w:val="0"/>
+        <w:autoSpaceDN w:val="0"/>
+        <w:adjustRightInd w:val="0"/>
+        <w:rPr>
+          <w:szCs w:val="24"/>
+        </w:rPr>
+      </w:pPr>
     </w:p>
     <w:sectPr>
-      <w:headerReference w:type="default" r:id="rId60"/>
-      <w:footerReference w:type="default" r:id="rId61"/>
-      <w:headerReference w:type="first" r:id="rId62"/>
-      <w:footerReference w:type="first" r:id="rId63"/>
+      <w:headerReference w:type="default" r:id="rId62"/>
+      <w:footerReference w:type="default" r:id="rId63"/>
+      <w:headerReference w:type="first" r:id="rId64"/>
+      <w:footerReference w:type="first" r:id="rId65"/>
       <w:pgSz w:w="11907" w:h="16840" w:code="9"/>
       <w:pgMar w:top="1418" w:right="1418" w:bottom="1418" w:left="1418" w:header="709" w:footer="709" w:gutter="0"/>
       <w:cols w:space="720"/>
@@ -12956,6 +15815,119 @@
     </w:lvl>
   </w:abstractNum>
   <w:abstractNum w:abstractNumId="22" w15:restartNumberingAfterBreak="0">
+    <w:nsid w:val="54D37468"/>
+    <w:multiLevelType w:val="hybridMultilevel"/>
+    <w:tmpl w:val="054694EA"/>
+    <w:lvl w:ilvl="0" w:tplc="2B389014">
+      <w:start w:val="1"/>
+      <w:numFmt w:val="bullet"/>
+      <w:lvlText w:val="-"/>
+      <w:lvlJc w:val="left"/>
+      <w:pPr>
+        <w:ind w:left="720" w:hanging="360"/>
+      </w:pPr>
+      <w:rPr>
+        <w:rFonts w:ascii="Calibri" w:eastAsiaTheme="minorEastAsia" w:hAnsi="Calibri" w:cs="Calibri" w:hint="default"/>
+      </w:rPr>
+    </w:lvl>
+    <w:lvl w:ilvl="1" w:tplc="04090003" w:tentative="1">
+      <w:start w:val="1"/>
+      <w:numFmt w:val="bullet"/>
+      <w:lvlText w:val="o"/>
+      <w:lvlJc w:val="left"/>
+      <w:pPr>
+        <w:ind w:left="1440" w:hanging="360"/>
+      </w:pPr>
+      <w:rPr>
+        <w:rFonts w:ascii="Courier New" w:hAnsi="Courier New" w:cs="Courier New" w:hint="default"/>
+      </w:rPr>
+    </w:lvl>
+    <w:lvl w:ilvl="2" w:tplc="04090005" w:tentative="1">
+      <w:start w:val="1"/>
+      <w:numFmt w:val="bullet"/>
+      <w:lvlText w:val=""/>
+      <w:lvlJc w:val="left"/>
+      <w:pPr>
+        <w:ind w:left="2160" w:hanging="360"/>
+      </w:pPr>
+      <w:rPr>
+        <w:rFonts w:ascii="Wingdings" w:hAnsi="Wingdings" w:hint="default"/>
+      </w:rPr>
+    </w:lvl>
+    <w:lvl w:ilvl="3" w:tplc="04090001" w:tentative="1">
+      <w:start w:val="1"/>
+      <w:numFmt w:val="bullet"/>
+      <w:lvlText w:val=""/>
+      <w:lvlJc w:val="left"/>
+      <w:pPr>
+        <w:ind w:left="2880" w:hanging="360"/>
+      </w:pPr>
+      <w:rPr>
+        <w:rFonts w:ascii="Symbol" w:hAnsi="Symbol" w:hint="default"/>
+      </w:rPr>
+    </w:lvl>
+    <w:lvl w:ilvl="4" w:tplc="04090003" w:tentative="1">
+      <w:start w:val="1"/>
+      <w:numFmt w:val="bullet"/>
+      <w:lvlText w:val="o"/>
+      <w:lvlJc w:val="left"/>
+      <w:pPr>
+        <w:ind w:left="3600" w:hanging="360"/>
+      </w:pPr>
+      <w:rPr>
+        <w:rFonts w:ascii="Courier New" w:hAnsi="Courier New" w:cs="Courier New" w:hint="default"/>
+      </w:rPr>
+    </w:lvl>
+    <w:lvl w:ilvl="5" w:tplc="04090005" w:tentative="1">
+      <w:start w:val="1"/>
+      <w:numFmt w:val="bullet"/>
+      <w:lvlText w:val=""/>
+      <w:lvlJc w:val="left"/>
+      <w:pPr>
+        <w:ind w:left="4320" w:hanging="360"/>
+      </w:pPr>
+      <w:rPr>
+        <w:rFonts w:ascii="Wingdings" w:hAnsi="Wingdings" w:hint="default"/>
+      </w:rPr>
+    </w:lvl>
+    <w:lvl w:ilvl="6" w:tplc="04090001" w:tentative="1">
+      <w:start w:val="1"/>
+      <w:numFmt w:val="bullet"/>
+      <w:lvlText w:val=""/>
+      <w:lvlJc w:val="left"/>
+      <w:pPr>
+        <w:ind w:left="5040" w:hanging="360"/>
+      </w:pPr>
+      <w:rPr>
+        <w:rFonts w:ascii="Symbol" w:hAnsi="Symbol" w:hint="default"/>
+      </w:rPr>
+    </w:lvl>
+    <w:lvl w:ilvl="7" w:tplc="04090003" w:tentative="1">
+      <w:start w:val="1"/>
+      <w:numFmt w:val="bullet"/>
+      <w:lvlText w:val="o"/>
+      <w:lvlJc w:val="left"/>
+      <w:pPr>
+        <w:ind w:left="5760" w:hanging="360"/>
+      </w:pPr>
+      <w:rPr>
+        <w:rFonts w:ascii="Courier New" w:hAnsi="Courier New" w:cs="Courier New" w:hint="default"/>
+      </w:rPr>
+    </w:lvl>
+    <w:lvl w:ilvl="8" w:tplc="04090005" w:tentative="1">
+      <w:start w:val="1"/>
+      <w:numFmt w:val="bullet"/>
+      <w:lvlText w:val=""/>
+      <w:lvlJc w:val="left"/>
+      <w:pPr>
+        <w:ind w:left="6480" w:hanging="360"/>
+      </w:pPr>
+      <w:rPr>
+        <w:rFonts w:ascii="Wingdings" w:hAnsi="Wingdings" w:hint="default"/>
+      </w:rPr>
+    </w:lvl>
+  </w:abstractNum>
+  <w:abstractNum w:abstractNumId="23" w15:restartNumberingAfterBreak="0">
     <w:nsid w:val="57191C32"/>
     <w:multiLevelType w:val="hybridMultilevel"/>
     <w:tmpl w:val="D3AE4786"/>
@@ -13104,7 +16076,7 @@
       </w:rPr>
     </w:lvl>
   </w:abstractNum>
-  <w:abstractNum w:abstractNumId="23" w15:restartNumberingAfterBreak="0">
+  <w:abstractNum w:abstractNumId="24" w15:restartNumberingAfterBreak="0">
     <w:nsid w:val="5976403B"/>
     <w:multiLevelType w:val="multilevel"/>
     <w:tmpl w:val="9C7E2994"/>
@@ -13226,7 +16198,7 @@
       </w:rPr>
     </w:lvl>
   </w:abstractNum>
-  <w:abstractNum w:abstractNumId="24" w15:restartNumberingAfterBreak="0">
+  <w:abstractNum w:abstractNumId="25" w15:restartNumberingAfterBreak="0">
     <w:nsid w:val="5AAC46CB"/>
     <w:multiLevelType w:val="hybridMultilevel"/>
     <w:tmpl w:val="6960E648"/>
@@ -13315,7 +16287,7 @@
       </w:pPr>
     </w:lvl>
   </w:abstractNum>
-  <w:abstractNum w:abstractNumId="25" w15:restartNumberingAfterBreak="0">
+  <w:abstractNum w:abstractNumId="26" w15:restartNumberingAfterBreak="0">
     <w:nsid w:val="5AB17108"/>
     <w:multiLevelType w:val="hybridMultilevel"/>
     <w:tmpl w:val="00D65BE2"/>
@@ -13404,7 +16376,7 @@
       </w:pPr>
     </w:lvl>
   </w:abstractNum>
-  <w:abstractNum w:abstractNumId="26" w15:restartNumberingAfterBreak="0">
+  <w:abstractNum w:abstractNumId="27" w15:restartNumberingAfterBreak="0">
     <w:nsid w:val="64B95D74"/>
     <w:multiLevelType w:val="multilevel"/>
     <w:tmpl w:val="A68015BA"/>
@@ -13529,7 +16501,7 @@
       </w:rPr>
     </w:lvl>
   </w:abstractNum>
-  <w:abstractNum w:abstractNumId="27" w15:restartNumberingAfterBreak="0">
+  <w:abstractNum w:abstractNumId="28" w15:restartNumberingAfterBreak="0">
     <w:nsid w:val="67993564"/>
     <w:multiLevelType w:val="multilevel"/>
     <w:tmpl w:val="0409001F"/>
@@ -13615,7 +16587,7 @@
       </w:pPr>
     </w:lvl>
   </w:abstractNum>
-  <w:abstractNum w:abstractNumId="28" w15:restartNumberingAfterBreak="0">
+  <w:abstractNum w:abstractNumId="29" w15:restartNumberingAfterBreak="0">
     <w:nsid w:val="6FA318B0"/>
     <w:multiLevelType w:val="multilevel"/>
     <w:tmpl w:val="9948C7C8"/>
@@ -13728,7 +16700,7 @@
       </w:rPr>
     </w:lvl>
   </w:abstractNum>
-  <w:abstractNum w:abstractNumId="29" w15:restartNumberingAfterBreak="0">
+  <w:abstractNum w:abstractNumId="30" w15:restartNumberingAfterBreak="0">
     <w:nsid w:val="7159316D"/>
     <w:multiLevelType w:val="hybridMultilevel"/>
     <w:tmpl w:val="D5D4E20A"/>
@@ -13817,7 +16789,7 @@
       </w:pPr>
     </w:lvl>
   </w:abstractNum>
-  <w:abstractNum w:abstractNumId="30" w15:restartNumberingAfterBreak="0">
+  <w:abstractNum w:abstractNumId="31" w15:restartNumberingAfterBreak="0">
     <w:nsid w:val="715943D6"/>
     <w:multiLevelType w:val="multilevel"/>
     <w:tmpl w:val="5A5282D6"/>
@@ -13930,7 +16902,7 @@
       </w:rPr>
     </w:lvl>
   </w:abstractNum>
-  <w:abstractNum w:abstractNumId="31" w15:restartNumberingAfterBreak="0">
+  <w:abstractNum w:abstractNumId="32" w15:restartNumberingAfterBreak="0">
     <w:nsid w:val="71A87EE6"/>
     <w:multiLevelType w:val="hybridMultilevel"/>
     <w:tmpl w:val="64A44FEC"/>
@@ -14043,7 +17015,7 @@
       </w:rPr>
     </w:lvl>
   </w:abstractNum>
-  <w:abstractNum w:abstractNumId="32" w15:restartNumberingAfterBreak="0">
+  <w:abstractNum w:abstractNumId="33" w15:restartNumberingAfterBreak="0">
     <w:nsid w:val="7DDB163F"/>
     <w:multiLevelType w:val="multilevel"/>
     <w:tmpl w:val="AAAC0B2E"/>
@@ -14177,13 +17149,13 @@
     <w:abstractNumId w:val="7"/>
   </w:num>
   <w:num w:numId="5" w16cid:durableId="1837308803">
-    <w:abstractNumId w:val="22"/>
+    <w:abstractNumId w:val="23"/>
   </w:num>
   <w:num w:numId="6" w16cid:durableId="604272887">
     <w:abstractNumId w:val="20"/>
   </w:num>
   <w:num w:numId="7" w16cid:durableId="1474255805">
-    <w:abstractNumId w:val="25"/>
+    <w:abstractNumId w:val="26"/>
   </w:num>
   <w:num w:numId="8" w16cid:durableId="972563835">
     <w:abstractNumId w:val="21"/>
@@ -14195,16 +17167,16 @@
     <w:abstractNumId w:val="10"/>
   </w:num>
   <w:num w:numId="11" w16cid:durableId="224099348">
-    <w:abstractNumId w:val="30"/>
+    <w:abstractNumId w:val="31"/>
   </w:num>
   <w:num w:numId="12" w16cid:durableId="1685329165">
-    <w:abstractNumId w:val="31"/>
+    <w:abstractNumId w:val="32"/>
   </w:num>
   <w:num w:numId="13" w16cid:durableId="1234467458">
     <w:abstractNumId w:val="3"/>
   </w:num>
   <w:num w:numId="14" w16cid:durableId="1999458490">
-    <w:abstractNumId w:val="32"/>
+    <w:abstractNumId w:val="33"/>
   </w:num>
   <w:num w:numId="15" w16cid:durableId="1038164723">
     <w:abstractNumId w:val="6"/>
@@ -14225,13 +17197,13 @@
     <w:abstractNumId w:val="9"/>
   </w:num>
   <w:num w:numId="21" w16cid:durableId="1438670003">
-    <w:abstractNumId w:val="26"/>
+    <w:abstractNumId w:val="27"/>
   </w:num>
   <w:num w:numId="22" w16cid:durableId="1124229848">
-    <w:abstractNumId w:val="23"/>
+    <w:abstractNumId w:val="24"/>
   </w:num>
   <w:num w:numId="23" w16cid:durableId="1236624700">
-    <w:abstractNumId w:val="28"/>
+    <w:abstractNumId w:val="29"/>
   </w:num>
   <w:num w:numId="24" w16cid:durableId="560097524">
     <w:abstractNumId w:val="2"/>
@@ -14243,7 +17215,7 @@
     <w:abstractNumId w:val="5"/>
   </w:num>
   <w:num w:numId="27" w16cid:durableId="1395423419">
-    <w:abstractNumId w:val="29"/>
+    <w:abstractNumId w:val="30"/>
   </w:num>
   <w:num w:numId="28" w16cid:durableId="1966302779">
     <w:abstractNumId w:val="16"/>
@@ -14252,16 +17224,19 @@
     <w:abstractNumId w:val="12"/>
   </w:num>
   <w:num w:numId="30" w16cid:durableId="1175458712">
-    <w:abstractNumId w:val="27"/>
+    <w:abstractNumId w:val="28"/>
   </w:num>
   <w:num w:numId="31" w16cid:durableId="1685980304">
-    <w:abstractNumId w:val="24"/>
+    <w:abstractNumId w:val="25"/>
   </w:num>
   <w:num w:numId="32" w16cid:durableId="1611158932">
     <w:abstractNumId w:val="17"/>
   </w:num>
   <w:num w:numId="33" w16cid:durableId="336421113">
     <w:abstractNumId w:val="14"/>
+  </w:num>
+  <w:num w:numId="34" w16cid:durableId="1482455683">
+    <w:abstractNumId w:val="22"/>
   </w:num>
 </w:numbering>
 </file>
